--- a/backend/mcp_document_server/docs/Project-Structure.docx
+++ b/backend/mcp_document_server/docs/Project-Structure.docx
@@ -35,7 +35,7 @@
           <w:noProof/>
           <w:kern w:val="0"/>
         </w:rPr>
-        <w:pict w14:anchorId="7C668B05">
+        <w:pict w14:anchorId="3F5C1E7A">
           <v:rect id="_x0000_i1026" alt="" style="width:468pt;height:.05pt;mso-width-percent:0;mso-height-percent:0;mso-width-percent:0;mso-height-percent:0" o:hralign="center" o:hrstd="t" o:hr="t" fillcolor="#a0a0a0" stroked="f"/>
         </w:pict>
       </w:r>
@@ -4300,7 +4300,7 @@
           <w:noProof/>
           <w:kern w:val="0"/>
         </w:rPr>
-        <w:pict w14:anchorId="3576B7B9">
+        <w:pict w14:anchorId="2A326BC8">
           <v:rect id="_x0000_i1025" alt="" style="width:468pt;height:.05pt;mso-width-percent:0;mso-height-percent:0;mso-width-percent:0;mso-height-percent:0" o:hralign="center" o:hrstd="t" o:hr="t" fillcolor="#a0a0a0" stroked="f"/>
         </w:pict>
       </w:r>
@@ -4325,7 +4325,1396 @@
         <w:t>Copy this entire prompt into Cursor AI and let it analyze your repository to build the containerized FastAPI application according to the next steps documented in your README.</w:t>
       </w:r>
     </w:p>
-    <w:p/>
+    <w:p>
+      <w:r>
+        <w:br w:type="page"/>
+      </w:r>
+    </w:p>
+    <w:p>
+      <w:pPr>
+        <w:spacing w:before="100" w:beforeAutospacing="1" w:after="100" w:afterAutospacing="1" w:line="240" w:lineRule="auto"/>
+        <w:rPr>
+          <w:rFonts w:ascii="Times New Roman" w:eastAsia="Times New Roman" w:hAnsi="Times New Roman" w:cs="Times New Roman"/>
+          <w:kern w:val="0"/>
+          <w14:ligatures w14:val="none"/>
+        </w:rPr>
+      </w:pPr>
+      <w:r>
+        <w:rPr>
+          <w:rFonts w:ascii="Times New Roman" w:eastAsia="Times New Roman" w:hAnsi="Times New Roman" w:cs="Times New Roman"/>
+          <w:kern w:val="0"/>
+          <w14:ligatures w14:val="none"/>
+        </w:rPr>
+        <w:lastRenderedPageBreak/>
+        <w:t xml:space="preserve">This is a </w:t>
+      </w:r>
+      <w:r>
+        <w:rPr>
+          <w:rFonts w:ascii="Times New Roman" w:eastAsia="Times New Roman" w:hAnsi="Times New Roman" w:cs="Times New Roman"/>
+          <w:b/>
+          <w:bCs/>
+          <w:kern w:val="0"/>
+          <w14:ligatures w14:val="none"/>
+        </w:rPr>
+        <w:t>Document Library Management System</w:t>
+      </w:r>
+      <w:r>
+        <w:rPr>
+          <w:rFonts w:ascii="Times New Roman" w:eastAsia="Times New Roman" w:hAnsi="Times New Roman" w:cs="Times New Roman"/>
+          <w:kern w:val="0"/>
+          <w14:ligatures w14:val="none"/>
+        </w:rPr>
+        <w:t xml:space="preserve"> for DoD/military/NASA research institutions. Here's what the frontend UI needs to do:</w:t>
+      </w:r>
+    </w:p>
+    <w:p>
+      <w:pPr>
+        <w:spacing w:before="100" w:beforeAutospacing="1" w:after="100" w:afterAutospacing="1" w:line="240" w:lineRule="auto"/>
+        <w:outlineLvl w:val="1"/>
+        <w:rPr>
+          <w:rFonts w:ascii="Times New Roman" w:eastAsia="Times New Roman" w:hAnsi="Times New Roman" w:cs="Times New Roman"/>
+          <w:b/>
+          <w:bCs/>
+          <w:kern w:val="0"/>
+          <w:sz w:val="36"/>
+          <w:szCs w:val="36"/>
+          <w14:ligatures w14:val="none"/>
+        </w:rPr>
+      </w:pPr>
+      <w:r>
+        <w:rPr>
+          <w:rFonts w:ascii="Times New Roman" w:eastAsia="Times New Roman" w:hAnsi="Times New Roman" w:cs="Times New Roman"/>
+          <w:b/>
+          <w:bCs/>
+          <w:kern w:val="0"/>
+          <w:sz w:val="36"/>
+          <w:szCs w:val="36"/>
+          <w14:ligatures w14:val="none"/>
+        </w:rPr>
+        <w:t>Core Functionality</w:t>
+      </w:r>
+    </w:p>
+    <w:p>
+      <w:pPr>
+        <w:spacing w:before="100" w:beforeAutospacing="1" w:after="100" w:afterAutospacing="1" w:line="240" w:lineRule="auto"/>
+        <w:rPr>
+          <w:rFonts w:ascii="Times New Roman" w:eastAsia="Times New Roman" w:hAnsi="Times New Roman" w:cs="Times New Roman"/>
+          <w:kern w:val="0"/>
+          <w14:ligatures w14:val="none"/>
+        </w:rPr>
+      </w:pPr>
+      <w:r>
+        <w:rPr>
+          <w:rFonts w:ascii="Times New Roman" w:eastAsia="Times New Roman" w:hAnsi="Times New Roman" w:cs="Times New Roman"/>
+          <w:b/>
+          <w:bCs/>
+          <w:kern w:val="0"/>
+          <w14:ligatures w14:val="none"/>
+        </w:rPr>
+        <w:t>Document Display &amp; Organization</w:t>
+      </w:r>
+    </w:p>
+    <w:p>
+      <w:pPr>
+        <w:numPr>
+          <w:ilvl w:val="0"/>
+          <w:numId w:val="14"/>
+        </w:numPr>
+        <w:spacing w:before="100" w:beforeAutospacing="1" w:after="100" w:afterAutospacing="1" w:line="240" w:lineRule="auto"/>
+        <w:rPr>
+          <w:rFonts w:ascii="Times New Roman" w:eastAsia="Times New Roman" w:hAnsi="Times New Roman" w:cs="Times New Roman"/>
+          <w:kern w:val="0"/>
+          <w14:ligatures w14:val="none"/>
+        </w:rPr>
+      </w:pPr>
+      <w:r>
+        <w:rPr>
+          <w:rFonts w:ascii="Times New Roman" w:eastAsia="Times New Roman" w:hAnsi="Times New Roman" w:cs="Times New Roman"/>
+          <w:kern w:val="0"/>
+          <w14:ligatures w14:val="none"/>
+        </w:rPr>
+        <w:t>Display a searchable/filterable list of documents with metadata (title, tags, file type, size, upload date)</w:t>
+      </w:r>
+    </w:p>
+    <w:p>
+      <w:pPr>
+        <w:numPr>
+          <w:ilvl w:val="0"/>
+          <w:numId w:val="14"/>
+        </w:numPr>
+        <w:spacing w:before="100" w:beforeAutospacing="1" w:after="100" w:afterAutospacing="1" w:line="240" w:lineRule="auto"/>
+        <w:rPr>
+          <w:rFonts w:ascii="Times New Roman" w:eastAsia="Times New Roman" w:hAnsi="Times New Roman" w:cs="Times New Roman"/>
+          <w:kern w:val="0"/>
+          <w14:ligatures w14:val="none"/>
+        </w:rPr>
+      </w:pPr>
+      <w:r>
+        <w:rPr>
+          <w:rFonts w:ascii="Times New Roman" w:eastAsia="Times New Roman" w:hAnsi="Times New Roman" w:cs="Times New Roman"/>
+          <w:kern w:val="0"/>
+          <w14:ligatures w14:val="none"/>
+        </w:rPr>
+        <w:t xml:space="preserve">Show document counts: total documents </w:t>
+      </w:r>
+      <w:r>
+        <w:rPr>
+          <w:rFonts w:ascii="Times New Roman" w:eastAsia="Times New Roman" w:hAnsi="Times New Roman" w:cs="Times New Roman"/>
+          <w:kern w:val="0"/>
+          <w14:ligatures w14:val="none"/>
+        </w:rPr>
+        <w:t xml:space="preserve">, </w:t>
+      </w:r>
+      <w:r>
+        <w:rPr>
+          <w:rFonts w:ascii="Times New Roman" w:eastAsia="Times New Roman" w:hAnsi="Times New Roman" w:cs="Times New Roman"/>
+          <w:kern w:val="0"/>
+          <w14:ligatures w14:val="none"/>
+        </w:rPr>
+        <w:t>filtered results, categories, sources</w:t>
+      </w:r>
+    </w:p>
+    <w:p>
+      <w:pPr>
+        <w:numPr>
+          <w:ilvl w:val="0"/>
+          <w:numId w:val="14"/>
+        </w:numPr>
+        <w:spacing w:before="100" w:beforeAutospacing="1" w:after="100" w:afterAutospacing="1" w:line="240" w:lineRule="auto"/>
+        <w:rPr>
+          <w:rFonts w:ascii="Times New Roman" w:eastAsia="Times New Roman" w:hAnsi="Times New Roman" w:cs="Times New Roman"/>
+          <w:kern w:val="0"/>
+          <w14:ligatures w14:val="none"/>
+        </w:rPr>
+      </w:pPr>
+      <w:r>
+        <w:rPr>
+          <w:rFonts w:ascii="Times New Roman" w:eastAsia="Times New Roman" w:hAnsi="Times New Roman" w:cs="Times New Roman"/>
+          <w:kern w:val="0"/>
+          <w14:ligatures w14:val="none"/>
+        </w:rPr>
+        <w:t>Support multiple document formats (PDF, DOCX)</w:t>
+      </w:r>
+    </w:p>
+    <w:p>
+      <w:pPr>
+        <w:numPr>
+          <w:ilvl w:val="0"/>
+          <w:numId w:val="14"/>
+        </w:numPr>
+        <w:spacing w:before="100" w:beforeAutospacing="1" w:after="100" w:afterAutospacing="1" w:line="240" w:lineRule="auto"/>
+        <w:rPr>
+          <w:rFonts w:ascii="Times New Roman" w:eastAsia="Times New Roman" w:hAnsi="Times New Roman" w:cs="Times New Roman"/>
+          <w:kern w:val="0"/>
+          <w14:ligatures w14:val="none"/>
+        </w:rPr>
+      </w:pPr>
+      <w:r>
+        <w:rPr>
+          <w:rFonts w:ascii="Times New Roman" w:eastAsia="Times New Roman" w:hAnsi="Times New Roman" w:cs="Times New Roman"/>
+          <w:kern w:val="0"/>
+          <w14:ligatures w14:val="none"/>
+        </w:rPr>
+        <w:t xml:space="preserve">Display category tags for each document </w:t>
+      </w:r>
+      <w:r>
+        <w:rPr>
+          <w:rFonts w:ascii="Times New Roman" w:eastAsia="Times New Roman" w:hAnsi="Times New Roman" w:cs="Times New Roman"/>
+          <w:kern w:val="0"/>
+          <w14:ligatures w14:val="none"/>
+        </w:rPr>
+        <w:t xml:space="preserve">such as these and many others </w:t>
+      </w:r>
+      <w:r>
+        <w:rPr>
+          <w:rFonts w:ascii="Times New Roman" w:eastAsia="Times New Roman" w:hAnsi="Times New Roman" w:cs="Times New Roman"/>
+          <w:kern w:val="0"/>
+          <w14:ligatures w14:val="none"/>
+        </w:rPr>
+        <w:t>(e.g., "Training", "US Army", "doctrine", "joint-operations")</w:t>
+      </w:r>
+    </w:p>
+    <w:p>
+      <w:pPr>
+        <w:spacing w:before="100" w:beforeAutospacing="1" w:after="100" w:afterAutospacing="1" w:line="240" w:lineRule="auto"/>
+        <w:rPr>
+          <w:rFonts w:ascii="Times New Roman" w:eastAsia="Times New Roman" w:hAnsi="Times New Roman" w:cs="Times New Roman"/>
+          <w:kern w:val="0"/>
+          <w14:ligatures w14:val="none"/>
+        </w:rPr>
+      </w:pPr>
+      <w:r>
+        <w:rPr>
+          <w:rFonts w:ascii="Times New Roman" w:eastAsia="Times New Roman" w:hAnsi="Times New Roman" w:cs="Times New Roman"/>
+          <w:b/>
+          <w:bCs/>
+          <w:kern w:val="0"/>
+          <w14:ligatures w14:val="none"/>
+        </w:rPr>
+        <w:t>Search &amp; Filter</w:t>
+      </w:r>
+    </w:p>
+    <w:p>
+      <w:pPr>
+        <w:numPr>
+          <w:ilvl w:val="0"/>
+          <w:numId w:val="15"/>
+        </w:numPr>
+        <w:spacing w:before="100" w:beforeAutospacing="1" w:after="100" w:afterAutospacing="1" w:line="240" w:lineRule="auto"/>
+        <w:rPr>
+          <w:rFonts w:ascii="Times New Roman" w:eastAsia="Times New Roman" w:hAnsi="Times New Roman" w:cs="Times New Roman"/>
+          <w:kern w:val="0"/>
+          <w14:ligatures w14:val="none"/>
+        </w:rPr>
+      </w:pPr>
+      <w:r>
+        <w:rPr>
+          <w:rFonts w:ascii="Times New Roman" w:eastAsia="Times New Roman" w:hAnsi="Times New Roman" w:cs="Times New Roman"/>
+          <w:kern w:val="0"/>
+          <w14:ligatures w14:val="none"/>
+        </w:rPr>
+        <w:t>Text search bar to find documents by name or tags</w:t>
+      </w:r>
+    </w:p>
+    <w:p>
+      <w:pPr>
+        <w:numPr>
+          <w:ilvl w:val="0"/>
+          <w:numId w:val="15"/>
+        </w:numPr>
+        <w:spacing w:before="100" w:beforeAutospacing="1" w:after="100" w:afterAutospacing="1" w:line="240" w:lineRule="auto"/>
+        <w:rPr>
+          <w:rFonts w:ascii="Times New Roman" w:eastAsia="Times New Roman" w:hAnsi="Times New Roman" w:cs="Times New Roman"/>
+          <w:kern w:val="0"/>
+          <w14:ligatures w14:val="none"/>
+        </w:rPr>
+      </w:pPr>
+      <w:r>
+        <w:rPr>
+          <w:rFonts w:ascii="Times New Roman" w:eastAsia="Times New Roman" w:hAnsi="Times New Roman" w:cs="Times New Roman"/>
+          <w:kern w:val="0"/>
+          <w14:ligatures w14:val="none"/>
+        </w:rPr>
+        <w:t>Filter dropdown to narrow results by categories, sources, file types, or date ranges</w:t>
+      </w:r>
+    </w:p>
+    <w:p>
+      <w:pPr>
+        <w:numPr>
+          <w:ilvl w:val="0"/>
+          <w:numId w:val="15"/>
+        </w:numPr>
+        <w:spacing w:before="100" w:beforeAutospacing="1" w:after="100" w:afterAutospacing="1" w:line="240" w:lineRule="auto"/>
+        <w:rPr>
+          <w:rFonts w:ascii="Times New Roman" w:eastAsia="Times New Roman" w:hAnsi="Times New Roman" w:cs="Times New Roman"/>
+          <w:kern w:val="0"/>
+          <w14:ligatures w14:val="none"/>
+        </w:rPr>
+      </w:pPr>
+      <w:r>
+        <w:rPr>
+          <w:rFonts w:ascii="Times New Roman" w:eastAsia="Times New Roman" w:hAnsi="Times New Roman" w:cs="Times New Roman"/>
+          <w:kern w:val="0"/>
+          <w14:ligatures w14:val="none"/>
+        </w:rPr>
+        <w:t>Real-time filtering that updates the "Filtered Results" count</w:t>
+      </w:r>
+    </w:p>
+    <w:p>
+      <w:pPr>
+        <w:spacing w:before="100" w:beforeAutospacing="1" w:after="100" w:afterAutospacing="1" w:line="240" w:lineRule="auto"/>
+        <w:rPr>
+          <w:rFonts w:ascii="Times New Roman" w:eastAsia="Times New Roman" w:hAnsi="Times New Roman" w:cs="Times New Roman"/>
+          <w:kern w:val="0"/>
+          <w14:ligatures w14:val="none"/>
+        </w:rPr>
+      </w:pPr>
+      <w:r>
+        <w:t>on frontend, implement the existing text search bar to find documents by name or tags, partial name is ok. , implement the exiting • Filter dropdown to narrow results by categories, sources, file types, or date ranges. implement the Real-time filtering that updates the "Filtered Results" count. Implement the Categories count update. Implement the Sources update if available.</w:t>
+      </w:r>
+    </w:p>
+    <w:p>
+      <w:pPr>
+        <w:spacing w:before="100" w:beforeAutospacing="1" w:after="100" w:afterAutospacing="1" w:line="240" w:lineRule="auto"/>
+        <w:rPr>
+          <w:rFonts w:ascii="Times New Roman" w:eastAsia="Times New Roman" w:hAnsi="Times New Roman" w:cs="Times New Roman"/>
+          <w:kern w:val="0"/>
+          <w14:ligatures w14:val="none"/>
+        </w:rPr>
+      </w:pPr>
+      <w:r>
+        <w:rPr>
+          <w:rFonts w:ascii="Times New Roman" w:eastAsia="Times New Roman" w:hAnsi="Times New Roman" w:cs="Times New Roman"/>
+          <w:b/>
+          <w:bCs/>
+          <w:kern w:val="0"/>
+          <w14:ligatures w14:val="none"/>
+        </w:rPr>
+        <w:t>Document Actions</w:t>
+      </w:r>
+    </w:p>
+    <w:p>
+      <w:pPr>
+        <w:numPr>
+          <w:ilvl w:val="0"/>
+          <w:numId w:val="16"/>
+        </w:numPr>
+        <w:spacing w:before="100" w:beforeAutospacing="1" w:after="100" w:afterAutospacing="1" w:line="240" w:lineRule="auto"/>
+        <w:rPr>
+          <w:rFonts w:ascii="Times New Roman" w:eastAsia="Times New Roman" w:hAnsi="Times New Roman" w:cs="Times New Roman"/>
+          <w:kern w:val="0"/>
+          <w14:ligatures w14:val="none"/>
+        </w:rPr>
+      </w:pPr>
+      <w:r>
+        <w:rPr>
+          <w:rFonts w:ascii="Times New Roman" w:eastAsia="Times New Roman" w:hAnsi="Times New Roman" w:cs="Times New Roman"/>
+          <w:kern w:val="0"/>
+          <w14:ligatures w14:val="none"/>
+        </w:rPr>
+        <w:t>View/preview documents (eye icon)</w:t>
+      </w:r>
+    </w:p>
+    <w:p>
+      <w:pPr>
+        <w:numPr>
+          <w:ilvl w:val="0"/>
+          <w:numId w:val="16"/>
+        </w:numPr>
+        <w:spacing w:before="100" w:beforeAutospacing="1" w:after="100" w:afterAutospacing="1" w:line="240" w:lineRule="auto"/>
+        <w:rPr>
+          <w:rFonts w:ascii="Times New Roman" w:eastAsia="Times New Roman" w:hAnsi="Times New Roman" w:cs="Times New Roman"/>
+          <w:kern w:val="0"/>
+          <w14:ligatures w14:val="none"/>
+        </w:rPr>
+      </w:pPr>
+      <w:r>
+        <w:rPr>
+          <w:rFonts w:ascii="Times New Roman" w:eastAsia="Times New Roman" w:hAnsi="Times New Roman" w:cs="Times New Roman"/>
+          <w:kern w:val="0"/>
+          <w14:ligatures w14:val="none"/>
+        </w:rPr>
+        <w:t>Download documents (download icon)</w:t>
+      </w:r>
+    </w:p>
+    <w:p>
+      <w:pPr>
+        <w:numPr>
+          <w:ilvl w:val="0"/>
+          <w:numId w:val="16"/>
+        </w:numPr>
+        <w:spacing w:before="100" w:beforeAutospacing="1" w:after="100" w:afterAutospacing="1" w:line="240" w:lineRule="auto"/>
+        <w:rPr>
+          <w:rFonts w:ascii="Times New Roman" w:eastAsia="Times New Roman" w:hAnsi="Times New Roman" w:cs="Times New Roman"/>
+          <w:kern w:val="0"/>
+          <w14:ligatures w14:val="none"/>
+        </w:rPr>
+      </w:pPr>
+      <w:r>
+        <w:rPr>
+          <w:rFonts w:ascii="Times New Roman" w:eastAsia="Times New Roman" w:hAnsi="Times New Roman" w:cs="Times New Roman"/>
+          <w:kern w:val="0"/>
+          <w14:ligatures w14:val="none"/>
+        </w:rPr>
+        <w:t>Upload new documents via "Upload Document" button in header</w:t>
+      </w:r>
+    </w:p>
+    <w:p>
+      <w:pPr>
+        <w:spacing w:before="100" w:beforeAutospacing="1" w:after="100" w:afterAutospacing="1" w:line="240" w:lineRule="auto"/>
+        <w:outlineLvl w:val="1"/>
+        <w:rPr>
+          <w:rFonts w:ascii="Times New Roman" w:eastAsia="Times New Roman" w:hAnsi="Times New Roman" w:cs="Times New Roman"/>
+          <w:b/>
+          <w:bCs/>
+          <w:kern w:val="0"/>
+          <w:sz w:val="36"/>
+          <w:szCs w:val="36"/>
+          <w14:ligatures w14:val="none"/>
+        </w:rPr>
+      </w:pPr>
+      <w:r>
+        <w:rPr>
+          <w:rFonts w:ascii="Times New Roman" w:eastAsia="Times New Roman" w:hAnsi="Times New Roman" w:cs="Times New Roman"/>
+          <w:b/>
+          <w:bCs/>
+          <w:kern w:val="0"/>
+          <w:sz w:val="36"/>
+          <w:szCs w:val="36"/>
+          <w14:ligatures w14:val="none"/>
+        </w:rPr>
+        <w:t>Technical Requirements</w:t>
+      </w:r>
+    </w:p>
+    <w:p>
+      <w:pPr>
+        <w:spacing w:before="100" w:beforeAutospacing="1" w:after="100" w:afterAutospacing="1" w:line="240" w:lineRule="auto"/>
+        <w:rPr>
+          <w:rFonts w:ascii="Times New Roman" w:eastAsia="Times New Roman" w:hAnsi="Times New Roman" w:cs="Times New Roman"/>
+          <w:kern w:val="0"/>
+          <w14:ligatures w14:val="none"/>
+        </w:rPr>
+      </w:pPr>
+      <w:r>
+        <w:rPr>
+          <w:rFonts w:ascii="Times New Roman" w:eastAsia="Times New Roman" w:hAnsi="Times New Roman" w:cs="Times New Roman"/>
+          <w:b/>
+          <w:bCs/>
+          <w:kern w:val="0"/>
+          <w14:ligatures w14:val="none"/>
+        </w:rPr>
+        <w:t>Data Structure to Handle</w:t>
+      </w:r>
+    </w:p>
+    <w:p>
+      <w:pPr>
+        <w:numPr>
+          <w:ilvl w:val="0"/>
+          <w:numId w:val="17"/>
+        </w:numPr>
+        <w:spacing w:before="100" w:beforeAutospacing="1" w:after="100" w:afterAutospacing="1" w:line="240" w:lineRule="auto"/>
+        <w:rPr>
+          <w:rFonts w:ascii="Times New Roman" w:eastAsia="Times New Roman" w:hAnsi="Times New Roman" w:cs="Times New Roman"/>
+          <w:kern w:val="0"/>
+          <w14:ligatures w14:val="none"/>
+        </w:rPr>
+      </w:pPr>
+      <w:r>
+        <w:rPr>
+          <w:rFonts w:ascii="Times New Roman" w:eastAsia="Times New Roman" w:hAnsi="Times New Roman" w:cs="Times New Roman"/>
+          <w:kern w:val="0"/>
+          <w14:ligatures w14:val="none"/>
+        </w:rPr>
+        <w:t>Document metadata: title, tags/categories, file type, file size, upload timestamp</w:t>
+      </w:r>
+    </w:p>
+    <w:p>
+      <w:pPr>
+        <w:numPr>
+          <w:ilvl w:val="0"/>
+          <w:numId w:val="17"/>
+        </w:numPr>
+        <w:spacing w:before="100" w:beforeAutospacing="1" w:after="100" w:afterAutospacing="1" w:line="240" w:lineRule="auto"/>
+        <w:rPr>
+          <w:rFonts w:ascii="Times New Roman" w:eastAsia="Times New Roman" w:hAnsi="Times New Roman" w:cs="Times New Roman"/>
+          <w:kern w:val="0"/>
+          <w14:ligatures w14:val="none"/>
+        </w:rPr>
+      </w:pPr>
+      <w:r>
+        <w:rPr>
+          <w:rFonts w:ascii="Times New Roman" w:eastAsia="Times New Roman" w:hAnsi="Times New Roman" w:cs="Times New Roman"/>
+          <w:kern w:val="0"/>
+          <w14:ligatures w14:val="none"/>
+        </w:rPr>
+        <w:t>Multiple categorization dimensions (organization, topic, document type)</w:t>
+      </w:r>
+    </w:p>
+    <w:p>
+      <w:pPr>
+        <w:numPr>
+          <w:ilvl w:val="0"/>
+          <w:numId w:val="17"/>
+        </w:numPr>
+        <w:spacing w:before="100" w:beforeAutospacing="1" w:after="100" w:afterAutospacing="1" w:line="240" w:lineRule="auto"/>
+        <w:rPr>
+          <w:rFonts w:ascii="Times New Roman" w:eastAsia="Times New Roman" w:hAnsi="Times New Roman" w:cs="Times New Roman"/>
+          <w:kern w:val="0"/>
+          <w14:ligatures w14:val="none"/>
+        </w:rPr>
+      </w:pPr>
+      <w:r>
+        <w:rPr>
+          <w:rFonts w:ascii="Times New Roman" w:eastAsia="Times New Roman" w:hAnsi="Times New Roman" w:cs="Times New Roman"/>
+          <w:kern w:val="0"/>
+          <w14:ligatures w14:val="none"/>
+        </w:rPr>
+        <w:t>File storage/retrieval system integration</w:t>
+      </w:r>
+    </w:p>
+    <w:p>
+      <w:pPr>
+        <w:spacing w:before="100" w:beforeAutospacing="1" w:after="100" w:afterAutospacing="1" w:line="240" w:lineRule="auto"/>
+        <w:rPr>
+          <w:rFonts w:ascii="Times New Roman" w:eastAsia="Times New Roman" w:hAnsi="Times New Roman" w:cs="Times New Roman"/>
+          <w:kern w:val="0"/>
+          <w14:ligatures w14:val="none"/>
+        </w:rPr>
+      </w:pPr>
+      <w:r>
+        <w:rPr>
+          <w:rFonts w:ascii="Times New Roman" w:eastAsia="Times New Roman" w:hAnsi="Times New Roman" w:cs="Times New Roman"/>
+          <w:b/>
+          <w:bCs/>
+          <w:kern w:val="0"/>
+          <w14:ligatures w14:val="none"/>
+        </w:rPr>
+        <w:t xml:space="preserve">UI Components </w:t>
+      </w:r>
+      <w:r>
+        <w:rPr>
+          <w:rFonts w:ascii="Times New Roman" w:eastAsia="Times New Roman" w:hAnsi="Times New Roman" w:cs="Times New Roman"/>
+          <w:b/>
+          <w:bCs/>
+          <w:kern w:val="0"/>
+          <w14:ligatures w14:val="none"/>
+        </w:rPr>
+        <w:t>that are in the frontend</w:t>
+      </w:r>
+    </w:p>
+    <w:p>
+      <w:pPr>
+        <w:numPr>
+          <w:ilvl w:val="0"/>
+          <w:numId w:val="18"/>
+        </w:numPr>
+        <w:spacing w:before="100" w:beforeAutospacing="1" w:after="100" w:afterAutospacing="1" w:line="240" w:lineRule="auto"/>
+        <w:rPr>
+          <w:rFonts w:ascii="Times New Roman" w:eastAsia="Times New Roman" w:hAnsi="Times New Roman" w:cs="Times New Roman"/>
+          <w:kern w:val="0"/>
+          <w14:ligatures w14:val="none"/>
+        </w:rPr>
+      </w:pPr>
+      <w:r>
+        <w:rPr>
+          <w:rFonts w:ascii="Times New Roman" w:eastAsia="Times New Roman" w:hAnsi="Times New Roman" w:cs="Times New Roman"/>
+          <w:kern w:val="0"/>
+          <w14:ligatures w14:val="none"/>
+        </w:rPr>
+        <w:t>Header with branding and upload button</w:t>
+      </w:r>
+    </w:p>
+    <w:p>
+      <w:pPr>
+        <w:numPr>
+          <w:ilvl w:val="0"/>
+          <w:numId w:val="18"/>
+        </w:numPr>
+        <w:spacing w:before="100" w:beforeAutospacing="1" w:after="100" w:afterAutospacing="1" w:line="240" w:lineRule="auto"/>
+        <w:rPr>
+          <w:rFonts w:ascii="Times New Roman" w:eastAsia="Times New Roman" w:hAnsi="Times New Roman" w:cs="Times New Roman"/>
+          <w:kern w:val="0"/>
+          <w14:ligatures w14:val="none"/>
+        </w:rPr>
+      </w:pPr>
+      <w:r>
+        <w:rPr>
+          <w:rFonts w:ascii="Times New Roman" w:eastAsia="Times New Roman" w:hAnsi="Times New Roman" w:cs="Times New Roman"/>
+          <w:kern w:val="0"/>
+          <w14:ligatures w14:val="none"/>
+        </w:rPr>
+        <w:t>Search input with debouncing</w:t>
+      </w:r>
+    </w:p>
+    <w:p>
+      <w:pPr>
+        <w:numPr>
+          <w:ilvl w:val="0"/>
+          <w:numId w:val="18"/>
+        </w:numPr>
+        <w:spacing w:before="100" w:beforeAutospacing="1" w:after="100" w:afterAutospacing="1" w:line="240" w:lineRule="auto"/>
+        <w:rPr>
+          <w:rFonts w:ascii="Times New Roman" w:eastAsia="Times New Roman" w:hAnsi="Times New Roman" w:cs="Times New Roman"/>
+          <w:kern w:val="0"/>
+          <w14:ligatures w14:val="none"/>
+        </w:rPr>
+      </w:pPr>
+      <w:r>
+        <w:rPr>
+          <w:rFonts w:ascii="Times New Roman" w:eastAsia="Times New Roman" w:hAnsi="Times New Roman" w:cs="Times New Roman"/>
+          <w:kern w:val="0"/>
+          <w14:ligatures w14:val="none"/>
+        </w:rPr>
+        <w:t>Filter dropdown with multi-select options</w:t>
+      </w:r>
+    </w:p>
+    <w:p>
+      <w:pPr>
+        <w:numPr>
+          <w:ilvl w:val="0"/>
+          <w:numId w:val="18"/>
+        </w:numPr>
+        <w:spacing w:before="100" w:beforeAutospacing="1" w:after="100" w:afterAutospacing="1" w:line="240" w:lineRule="auto"/>
+        <w:rPr>
+          <w:rFonts w:ascii="Times New Roman" w:eastAsia="Times New Roman" w:hAnsi="Times New Roman" w:cs="Times New Roman"/>
+          <w:kern w:val="0"/>
+          <w14:ligatures w14:val="none"/>
+        </w:rPr>
+      </w:pPr>
+      <w:r>
+        <w:rPr>
+          <w:rFonts w:ascii="Times New Roman" w:eastAsia="Times New Roman" w:hAnsi="Times New Roman" w:cs="Times New Roman"/>
+          <w:kern w:val="0"/>
+          <w14:ligatures w14:val="none"/>
+        </w:rPr>
+        <w:lastRenderedPageBreak/>
+        <w:t xml:space="preserve">Document cards/rows with: </w:t>
+      </w:r>
+    </w:p>
+    <w:p>
+      <w:pPr>
+        <w:numPr>
+          <w:ilvl w:val="1"/>
+          <w:numId w:val="18"/>
+        </w:numPr>
+        <w:spacing w:before="100" w:beforeAutospacing="1" w:after="100" w:afterAutospacing="1" w:line="240" w:lineRule="auto"/>
+        <w:rPr>
+          <w:rFonts w:ascii="Times New Roman" w:eastAsia="Times New Roman" w:hAnsi="Times New Roman" w:cs="Times New Roman"/>
+          <w:kern w:val="0"/>
+          <w14:ligatures w14:val="none"/>
+        </w:rPr>
+      </w:pPr>
+      <w:r>
+        <w:rPr>
+          <w:rFonts w:ascii="Times New Roman" w:eastAsia="Times New Roman" w:hAnsi="Times New Roman" w:cs="Times New Roman"/>
+          <w:kern w:val="0"/>
+          <w14:ligatures w14:val="none"/>
+        </w:rPr>
+        <w:t>Icon indicating file type</w:t>
+      </w:r>
+    </w:p>
+    <w:p>
+      <w:pPr>
+        <w:numPr>
+          <w:ilvl w:val="1"/>
+          <w:numId w:val="18"/>
+        </w:numPr>
+        <w:spacing w:before="100" w:beforeAutospacing="1" w:after="100" w:afterAutospacing="1" w:line="240" w:lineRule="auto"/>
+        <w:rPr>
+          <w:rFonts w:ascii="Times New Roman" w:eastAsia="Times New Roman" w:hAnsi="Times New Roman" w:cs="Times New Roman"/>
+          <w:kern w:val="0"/>
+          <w14:ligatures w14:val="none"/>
+        </w:rPr>
+      </w:pPr>
+      <w:r>
+        <w:rPr>
+          <w:rFonts w:ascii="Times New Roman" w:eastAsia="Times New Roman" w:hAnsi="Times New Roman" w:cs="Times New Roman"/>
+          <w:kern w:val="0"/>
+          <w14:ligatures w14:val="none"/>
+        </w:rPr>
+        <w:t>Title and tags</w:t>
+      </w:r>
+    </w:p>
+    <w:p>
+      <w:pPr>
+        <w:numPr>
+          <w:ilvl w:val="1"/>
+          <w:numId w:val="18"/>
+        </w:numPr>
+        <w:spacing w:before="100" w:beforeAutospacing="1" w:after="100" w:afterAutospacing="1" w:line="240" w:lineRule="auto"/>
+        <w:rPr>
+          <w:rFonts w:ascii="Times New Roman" w:eastAsia="Times New Roman" w:hAnsi="Times New Roman" w:cs="Times New Roman"/>
+          <w:kern w:val="0"/>
+          <w14:ligatures w14:val="none"/>
+        </w:rPr>
+      </w:pPr>
+      <w:r>
+        <w:rPr>
+          <w:rFonts w:ascii="Times New Roman" w:eastAsia="Times New Roman" w:hAnsi="Times New Roman" w:cs="Times New Roman"/>
+          <w:kern w:val="0"/>
+          <w14:ligatures w14:val="none"/>
+        </w:rPr>
+        <w:t>Metadata (size, date)</w:t>
+      </w:r>
+    </w:p>
+    <w:p>
+      <w:pPr>
+        <w:numPr>
+          <w:ilvl w:val="1"/>
+          <w:numId w:val="18"/>
+        </w:numPr>
+        <w:spacing w:before="100" w:beforeAutospacing="1" w:after="100" w:afterAutospacing="1" w:line="240" w:lineRule="auto"/>
+        <w:rPr>
+          <w:rFonts w:ascii="Times New Roman" w:eastAsia="Times New Roman" w:hAnsi="Times New Roman" w:cs="Times New Roman"/>
+          <w:kern w:val="0"/>
+          <w14:ligatures w14:val="none"/>
+        </w:rPr>
+      </w:pPr>
+      <w:r>
+        <w:rPr>
+          <w:rFonts w:ascii="Times New Roman" w:eastAsia="Times New Roman" w:hAnsi="Times New Roman" w:cs="Times New Roman"/>
+          <w:kern w:val="0"/>
+          <w14:ligatures w14:val="none"/>
+        </w:rPr>
+        <w:t>Action buttons</w:t>
+      </w:r>
+    </w:p>
+    <w:p>
+      <w:pPr>
+        <w:numPr>
+          <w:ilvl w:val="0"/>
+          <w:numId w:val="18"/>
+        </w:numPr>
+        <w:spacing w:before="100" w:beforeAutospacing="1" w:after="100" w:afterAutospacing="1" w:line="240" w:lineRule="auto"/>
+        <w:rPr>
+          <w:rFonts w:ascii="Times New Roman" w:eastAsia="Times New Roman" w:hAnsi="Times New Roman" w:cs="Times New Roman"/>
+          <w:kern w:val="0"/>
+          <w14:ligatures w14:val="none"/>
+        </w:rPr>
+      </w:pPr>
+      <w:r>
+        <w:rPr>
+          <w:rFonts w:ascii="Times New Roman" w:eastAsia="Times New Roman" w:hAnsi="Times New Roman" w:cs="Times New Roman"/>
+          <w:kern w:val="0"/>
+          <w14:ligatures w14:val="none"/>
+        </w:rPr>
+        <w:t>Statistics cards showing counts</w:t>
+      </w:r>
+    </w:p>
+    <w:p>
+      <w:pPr>
+        <w:numPr>
+          <w:ilvl w:val="0"/>
+          <w:numId w:val="18"/>
+        </w:numPr>
+        <w:spacing w:before="100" w:beforeAutospacing="1" w:after="100" w:afterAutospacing="1" w:line="240" w:lineRule="auto"/>
+        <w:rPr>
+          <w:rFonts w:ascii="Times New Roman" w:eastAsia="Times New Roman" w:hAnsi="Times New Roman" w:cs="Times New Roman"/>
+          <w:kern w:val="0"/>
+          <w14:ligatures w14:val="none"/>
+        </w:rPr>
+      </w:pPr>
+      <w:r>
+        <w:rPr>
+          <w:rFonts w:ascii="Times New Roman" w:eastAsia="Times New Roman" w:hAnsi="Times New Roman" w:cs="Times New Roman"/>
+          <w:kern w:val="0"/>
+          <w14:ligatures w14:val="none"/>
+        </w:rPr>
+        <w:t>Responsive layout for different screen sizes</w:t>
+      </w:r>
+    </w:p>
+    <w:p>
+      <w:pPr>
+        <w:spacing w:before="100" w:beforeAutospacing="1" w:after="100" w:afterAutospacing="1" w:line="240" w:lineRule="auto"/>
+        <w:rPr>
+          <w:rFonts w:ascii="Times New Roman" w:eastAsia="Times New Roman" w:hAnsi="Times New Roman" w:cs="Times New Roman"/>
+          <w:kern w:val="0"/>
+          <w14:ligatures w14:val="none"/>
+        </w:rPr>
+      </w:pPr>
+      <w:r>
+        <w:rPr>
+          <w:rFonts w:ascii="Times New Roman" w:eastAsia="Times New Roman" w:hAnsi="Times New Roman" w:cs="Times New Roman"/>
+          <w:b/>
+          <w:bCs/>
+          <w:kern w:val="0"/>
+          <w14:ligatures w14:val="none"/>
+        </w:rPr>
+        <w:t>Key User Flows</w:t>
+      </w:r>
+    </w:p>
+    <w:p>
+      <w:pPr>
+        <w:numPr>
+          <w:ilvl w:val="0"/>
+          <w:numId w:val="19"/>
+        </w:numPr>
+        <w:spacing w:before="100" w:beforeAutospacing="1" w:after="100" w:afterAutospacing="1" w:line="240" w:lineRule="auto"/>
+        <w:rPr>
+          <w:rFonts w:ascii="Times New Roman" w:eastAsia="Times New Roman" w:hAnsi="Times New Roman" w:cs="Times New Roman"/>
+          <w:kern w:val="0"/>
+          <w14:ligatures w14:val="none"/>
+        </w:rPr>
+      </w:pPr>
+      <w:r>
+        <w:rPr>
+          <w:rFonts w:ascii="Times New Roman" w:eastAsia="Times New Roman" w:hAnsi="Times New Roman" w:cs="Times New Roman"/>
+          <w:kern w:val="0"/>
+          <w14:ligatures w14:val="none"/>
+        </w:rPr>
+        <w:t>Browse documents → Search/filter → View/download</w:t>
+      </w:r>
+    </w:p>
+    <w:p>
+      <w:pPr>
+        <w:numPr>
+          <w:ilvl w:val="0"/>
+          <w:numId w:val="19"/>
+        </w:numPr>
+        <w:spacing w:before="100" w:beforeAutospacing="1" w:after="100" w:afterAutospacing="1" w:line="240" w:lineRule="auto"/>
+        <w:rPr>
+          <w:rFonts w:ascii="Times New Roman" w:eastAsia="Times New Roman" w:hAnsi="Times New Roman" w:cs="Times New Roman"/>
+          <w:kern w:val="0"/>
+          <w14:ligatures w14:val="none"/>
+        </w:rPr>
+      </w:pPr>
+      <w:r>
+        <w:rPr>
+          <w:rFonts w:ascii="Times New Roman" w:eastAsia="Times New Roman" w:hAnsi="Times New Roman" w:cs="Times New Roman"/>
+          <w:kern w:val="0"/>
+          <w14:ligatures w14:val="none"/>
+        </w:rPr>
+        <w:t>Upload document → Add metadata/tags → Save to library</w:t>
+      </w:r>
+    </w:p>
+    <w:p>
+      <w:pPr>
+        <w:numPr>
+          <w:ilvl w:val="0"/>
+          <w:numId w:val="19"/>
+        </w:numPr>
+        <w:spacing w:before="100" w:beforeAutospacing="1" w:after="100" w:afterAutospacing="1" w:line="240" w:lineRule="auto"/>
+        <w:rPr>
+          <w:rFonts w:ascii="Times New Roman" w:eastAsia="Times New Roman" w:hAnsi="Times New Roman" w:cs="Times New Roman"/>
+          <w:kern w:val="0"/>
+          <w14:ligatures w14:val="none"/>
+        </w:rPr>
+      </w:pPr>
+      <w:r>
+        <w:rPr>
+          <w:rFonts w:ascii="Times New Roman" w:eastAsia="Times New Roman" w:hAnsi="Times New Roman" w:cs="Times New Roman"/>
+          <w:kern w:val="0"/>
+          <w14:ligatures w14:val="none"/>
+        </w:rPr>
+        <w:t>Organize by categories/sources → Filter view → Export/share</w:t>
+      </w:r>
+    </w:p>
+    <w:p>
+      <w:pPr>
+        <w:spacing w:before="100" w:beforeAutospacing="1" w:after="100" w:afterAutospacing="1" w:line="240" w:lineRule="auto"/>
+        <w:rPr>
+          <w:rFonts w:ascii="Times New Roman" w:eastAsia="Times New Roman" w:hAnsi="Times New Roman" w:cs="Times New Roman"/>
+          <w:kern w:val="0"/>
+          <w14:ligatures w14:val="none"/>
+        </w:rPr>
+      </w:pPr>
+      <w:r>
+        <w:rPr>
+          <w:rFonts w:ascii="Times New Roman" w:eastAsia="Times New Roman" w:hAnsi="Times New Roman" w:cs="Times New Roman"/>
+          <w:kern w:val="0"/>
+          <w14:ligatures w14:val="none"/>
+        </w:rPr>
+        <w:t xml:space="preserve">This is essentially a </w:t>
+      </w:r>
+      <w:r>
+        <w:rPr>
+          <w:rFonts w:ascii="Times New Roman" w:eastAsia="Times New Roman" w:hAnsi="Times New Roman" w:cs="Times New Roman"/>
+          <w:b/>
+          <w:bCs/>
+          <w:kern w:val="0"/>
+          <w14:ligatures w14:val="none"/>
+        </w:rPr>
+        <w:t>document management portal</w:t>
+      </w:r>
+      <w:r>
+        <w:rPr>
+          <w:rFonts w:ascii="Times New Roman" w:eastAsia="Times New Roman" w:hAnsi="Times New Roman" w:cs="Times New Roman"/>
+          <w:kern w:val="0"/>
+          <w14:ligatures w14:val="none"/>
+        </w:rPr>
+        <w:t xml:space="preserve"> for institutional knowledge sharing across military/research organizations.</w:t>
+      </w:r>
+    </w:p>
+    <w:p>
+      <w:r>
+        <w:br w:type="page"/>
+      </w:r>
+    </w:p>
+    <w:p>
+      <w:pPr>
+        <w:spacing w:before="300" w:after="150" w:line="240" w:lineRule="auto"/>
+        <w:outlineLvl w:val="1"/>
+        <w:rPr>
+          <w:rFonts w:ascii="Times New Roman" w:eastAsia="Times New Roman" w:hAnsi="Times New Roman" w:cs="Times New Roman"/>
+          <w:b/>
+          <w:bCs/>
+          <w:kern w:val="0"/>
+          <w:sz w:val="31"/>
+          <w:szCs w:val="31"/>
+          <w14:ligatures w14:val="none"/>
+        </w:rPr>
+      </w:pPr>
+      <w:r>
+        <w:rPr>
+          <w:rFonts w:ascii="Times New Roman" w:eastAsia="Times New Roman" w:hAnsi="Times New Roman" w:cs="Times New Roman"/>
+          <w:b/>
+          <w:bCs/>
+          <w:kern w:val="0"/>
+          <w:sz w:val="31"/>
+          <w:szCs w:val="31"/>
+          <w14:ligatures w14:val="none"/>
+        </w:rPr>
+        <w:lastRenderedPageBreak/>
+        <w:t>Summary</w:t>
+      </w:r>
+    </w:p>
+    <w:p>
+      <w:pPr>
+        <w:spacing w:after="0" w:line="240" w:lineRule="auto"/>
+        <w:rPr>
+          <w:rFonts w:ascii="Times New Roman" w:eastAsia="Times New Roman" w:hAnsi="Times New Roman" w:cs="Times New Roman"/>
+          <w:kern w:val="0"/>
+          <w14:ligatures w14:val="none"/>
+        </w:rPr>
+      </w:pPr>
+      <w:r>
+        <w:rPr>
+          <w:rFonts w:ascii="Times New Roman" w:eastAsia="Times New Roman" w:hAnsi="Times New Roman" w:cs="Times New Roman"/>
+          <w:b/>
+          <w:bCs/>
+          <w:kern w:val="0"/>
+          <w14:ligatures w14:val="none"/>
+        </w:rPr>
+        <w:t>Architecture:</w:t>
+      </w:r>
+    </w:p>
+    <w:p>
+      <w:pPr>
+        <w:numPr>
+          <w:ilvl w:val="0"/>
+          <w:numId w:val="20"/>
+        </w:numPr>
+        <w:spacing w:before="30" w:after="30" w:line="240" w:lineRule="auto"/>
+        <w:ind w:left="960"/>
+        <w:rPr>
+          <w:rFonts w:ascii="Times New Roman" w:eastAsia="Times New Roman" w:hAnsi="Times New Roman" w:cs="Times New Roman"/>
+          <w:kern w:val="0"/>
+          <w14:ligatures w14:val="none"/>
+        </w:rPr>
+      </w:pPr>
+      <w:r>
+        <w:rPr>
+          <w:rFonts w:ascii="Times New Roman" w:eastAsia="Times New Roman" w:hAnsi="Times New Roman" w:cs="Times New Roman"/>
+          <w:b/>
+          <w:bCs/>
+          <w:kern w:val="0"/>
+          <w14:ligatures w14:val="none"/>
+        </w:rPr>
+        <w:t>Frontend (Web UI)</w:t>
+      </w:r>
+      <w:r>
+        <w:rPr>
+          <w:rFonts w:ascii="Times New Roman" w:eastAsia="Times New Roman" w:hAnsi="Times New Roman" w:cs="Times New Roman"/>
+          <w:kern w:val="0"/>
+          <w14:ligatures w14:val="none"/>
+        </w:rPr>
+        <w:t> → Uses FastAPI REST endpoints:</w:t>
+      </w:r>
+    </w:p>
+    <w:p>
+      <w:pPr>
+        <w:numPr>
+          <w:ilvl w:val="0"/>
+          <w:numId w:val="21"/>
+        </w:numPr>
+        <w:spacing w:before="30" w:after="30" w:line="240" w:lineRule="auto"/>
+        <w:ind w:left="1320"/>
+        <w:rPr>
+          <w:rFonts w:ascii="Times New Roman" w:eastAsia="Times New Roman" w:hAnsi="Times New Roman" w:cs="Times New Roman"/>
+          <w:kern w:val="0"/>
+          <w14:ligatures w14:val="none"/>
+        </w:rPr>
+      </w:pPr>
+      <w:r>
+        <w:rPr>
+          <w:rFonts w:ascii="Menlo" w:eastAsia="Times New Roman" w:hAnsi="Menlo" w:cs="Menlo"/>
+          <w:kern w:val="0"/>
+          <w:sz w:val="22"/>
+          <w:szCs w:val="22"/>
+          <w14:ligatures w14:val="none"/>
+        </w:rPr>
+        <w:t>POST /api/v1/documents/upload</w:t>
+      </w:r>
+      <w:r>
+        <w:rPr>
+          <w:rFonts w:ascii="Times New Roman" w:eastAsia="Times New Roman" w:hAnsi="Times New Roman" w:cs="Times New Roman"/>
+          <w:kern w:val="0"/>
+          <w14:ligatures w14:val="none"/>
+        </w:rPr>
+        <w:t> - Upload files</w:t>
+      </w:r>
+    </w:p>
+    <w:p>
+      <w:pPr>
+        <w:numPr>
+          <w:ilvl w:val="0"/>
+          <w:numId w:val="22"/>
+        </w:numPr>
+        <w:spacing w:before="30" w:after="30" w:line="240" w:lineRule="auto"/>
+        <w:ind w:left="1320"/>
+        <w:rPr>
+          <w:rFonts w:ascii="Times New Roman" w:eastAsia="Times New Roman" w:hAnsi="Times New Roman" w:cs="Times New Roman"/>
+          <w:kern w:val="0"/>
+          <w14:ligatures w14:val="none"/>
+        </w:rPr>
+      </w:pPr>
+      <w:r>
+        <w:rPr>
+          <w:rFonts w:ascii="Menlo" w:eastAsia="Times New Roman" w:hAnsi="Menlo" w:cs="Menlo"/>
+          <w:kern w:val="0"/>
+          <w:sz w:val="22"/>
+          <w:szCs w:val="22"/>
+          <w14:ligatures w14:val="none"/>
+        </w:rPr>
+        <w:t>GET /api/v1/documents/</w:t>
+      </w:r>
+      <w:r>
+        <w:rPr>
+          <w:rFonts w:ascii="Times New Roman" w:eastAsia="Times New Roman" w:hAnsi="Times New Roman" w:cs="Times New Roman"/>
+          <w:kern w:val="0"/>
+          <w14:ligatures w14:val="none"/>
+        </w:rPr>
+        <w:t> - List documents</w:t>
+      </w:r>
+    </w:p>
+    <w:p>
+      <w:pPr>
+        <w:numPr>
+          <w:ilvl w:val="0"/>
+          <w:numId w:val="23"/>
+        </w:numPr>
+        <w:spacing w:before="30" w:after="30" w:line="240" w:lineRule="auto"/>
+        <w:ind w:left="1320"/>
+        <w:rPr>
+          <w:rFonts w:ascii="Times New Roman" w:eastAsia="Times New Roman" w:hAnsi="Times New Roman" w:cs="Times New Roman"/>
+          <w:kern w:val="0"/>
+          <w14:ligatures w14:val="none"/>
+        </w:rPr>
+      </w:pPr>
+      <w:r>
+        <w:rPr>
+          <w:rFonts w:ascii="Menlo" w:eastAsia="Times New Roman" w:hAnsi="Menlo" w:cs="Menlo"/>
+          <w:kern w:val="0"/>
+          <w:sz w:val="22"/>
+          <w:szCs w:val="22"/>
+          <w14:ligatures w14:val="none"/>
+        </w:rPr>
+        <w:t>GET /api/v1/documents/{id}</w:t>
+      </w:r>
+      <w:r>
+        <w:rPr>
+          <w:rFonts w:ascii="Times New Roman" w:eastAsia="Times New Roman" w:hAnsi="Times New Roman" w:cs="Times New Roman"/>
+          <w:kern w:val="0"/>
+          <w14:ligatures w14:val="none"/>
+        </w:rPr>
+        <w:t> - Get document</w:t>
+      </w:r>
+    </w:p>
+    <w:p>
+      <w:pPr>
+        <w:numPr>
+          <w:ilvl w:val="0"/>
+          <w:numId w:val="24"/>
+        </w:numPr>
+        <w:spacing w:before="30" w:after="30" w:line="240" w:lineRule="auto"/>
+        <w:ind w:left="1320"/>
+        <w:rPr>
+          <w:rFonts w:ascii="Times New Roman" w:eastAsia="Times New Roman" w:hAnsi="Times New Roman" w:cs="Times New Roman"/>
+          <w:kern w:val="0"/>
+          <w14:ligatures w14:val="none"/>
+        </w:rPr>
+      </w:pPr>
+      <w:r>
+        <w:rPr>
+          <w:rFonts w:ascii="Menlo" w:eastAsia="Times New Roman" w:hAnsi="Menlo" w:cs="Menlo"/>
+          <w:kern w:val="0"/>
+          <w:sz w:val="22"/>
+          <w:szCs w:val="22"/>
+          <w14:ligatures w14:val="none"/>
+        </w:rPr>
+        <w:t>DELETE /api/v1/documents/{id}</w:t>
+      </w:r>
+      <w:r>
+        <w:rPr>
+          <w:rFonts w:ascii="Times New Roman" w:eastAsia="Times New Roman" w:hAnsi="Times New Roman" w:cs="Times New Roman"/>
+          <w:kern w:val="0"/>
+          <w14:ligatures w14:val="none"/>
+        </w:rPr>
+        <w:t> - Delete document</w:t>
+      </w:r>
+    </w:p>
+    <w:p>
+      <w:pPr>
+        <w:numPr>
+          <w:ilvl w:val="0"/>
+          <w:numId w:val="25"/>
+        </w:numPr>
+        <w:spacing w:before="30" w:after="30" w:line="240" w:lineRule="auto"/>
+        <w:ind w:left="1320"/>
+        <w:rPr>
+          <w:rFonts w:ascii="Times New Roman" w:eastAsia="Times New Roman" w:hAnsi="Times New Roman" w:cs="Times New Roman"/>
+          <w:kern w:val="0"/>
+          <w14:ligatures w14:val="none"/>
+        </w:rPr>
+      </w:pPr>
+      <w:r>
+        <w:rPr>
+          <w:rFonts w:ascii="Menlo" w:eastAsia="Times New Roman" w:hAnsi="Menlo" w:cs="Menlo"/>
+          <w:kern w:val="0"/>
+          <w:sz w:val="22"/>
+          <w:szCs w:val="22"/>
+          <w14:ligatures w14:val="none"/>
+        </w:rPr>
+        <w:t>GET /api/v1/search/</w:t>
+      </w:r>
+      <w:r>
+        <w:rPr>
+          <w:rFonts w:ascii="Times New Roman" w:eastAsia="Times New Roman" w:hAnsi="Times New Roman" w:cs="Times New Roman"/>
+          <w:kern w:val="0"/>
+          <w14:ligatures w14:val="none"/>
+        </w:rPr>
+        <w:t> - Search documents</w:t>
+      </w:r>
+    </w:p>
+    <w:p>
+      <w:pPr>
+        <w:numPr>
+          <w:ilvl w:val="0"/>
+          <w:numId w:val="26"/>
+        </w:numPr>
+        <w:spacing w:before="30" w:after="30" w:line="240" w:lineRule="auto"/>
+        <w:ind w:left="960"/>
+        <w:rPr>
+          <w:rFonts w:ascii="Times New Roman" w:eastAsia="Times New Roman" w:hAnsi="Times New Roman" w:cs="Times New Roman"/>
+          <w:kern w:val="0"/>
+          <w14:ligatures w14:val="none"/>
+        </w:rPr>
+      </w:pPr>
+      <w:r>
+        <w:rPr>
+          <w:rFonts w:ascii="Times New Roman" w:eastAsia="Times New Roman" w:hAnsi="Times New Roman" w:cs="Times New Roman"/>
+          <w:b/>
+          <w:bCs/>
+          <w:kern w:val="0"/>
+          <w14:ligatures w14:val="none"/>
+        </w:rPr>
+        <w:t>AI/LLM (via MCP)</w:t>
+      </w:r>
+      <w:r>
+        <w:rPr>
+          <w:rFonts w:ascii="Times New Roman" w:eastAsia="Times New Roman" w:hAnsi="Times New Roman" w:cs="Times New Roman"/>
+          <w:kern w:val="0"/>
+          <w14:ligatures w14:val="none"/>
+        </w:rPr>
+        <w:t> → Uses MCP tools:</w:t>
+      </w:r>
+    </w:p>
+    <w:p>
+      <w:pPr>
+        <w:numPr>
+          <w:ilvl w:val="0"/>
+          <w:numId w:val="27"/>
+        </w:numPr>
+        <w:spacing w:before="30" w:after="30" w:line="240" w:lineRule="auto"/>
+        <w:ind w:left="1320"/>
+        <w:rPr>
+          <w:rFonts w:ascii="Times New Roman" w:eastAsia="Times New Roman" w:hAnsi="Times New Roman" w:cs="Times New Roman"/>
+          <w:kern w:val="0"/>
+          <w14:ligatures w14:val="none"/>
+        </w:rPr>
+      </w:pPr>
+      <w:r>
+        <w:rPr>
+          <w:rFonts w:ascii="Menlo" w:eastAsia="Times New Roman" w:hAnsi="Menlo" w:cs="Menlo"/>
+          <w:kern w:val="0"/>
+          <w:sz w:val="22"/>
+          <w:szCs w:val="22"/>
+          <w14:ligatures w14:val="none"/>
+        </w:rPr>
+        <w:t>document_create</w:t>
+      </w:r>
+      <w:r>
+        <w:rPr>
+          <w:rFonts w:ascii="Times New Roman" w:eastAsia="Times New Roman" w:hAnsi="Times New Roman" w:cs="Times New Roman"/>
+          <w:kern w:val="0"/>
+          <w14:ligatures w14:val="none"/>
+        </w:rPr>
+        <w:t> - Create from text (AI-generated content)</w:t>
+      </w:r>
+    </w:p>
+    <w:p>
+      <w:pPr>
+        <w:numPr>
+          <w:ilvl w:val="0"/>
+          <w:numId w:val="28"/>
+        </w:numPr>
+        <w:spacing w:before="30" w:after="30" w:line="240" w:lineRule="auto"/>
+        <w:ind w:left="1320"/>
+        <w:rPr>
+          <w:rFonts w:ascii="Times New Roman" w:eastAsia="Times New Roman" w:hAnsi="Times New Roman" w:cs="Times New Roman"/>
+          <w:kern w:val="0"/>
+          <w14:ligatures w14:val="none"/>
+        </w:rPr>
+      </w:pPr>
+      <w:r>
+        <w:rPr>
+          <w:rFonts w:ascii="Menlo" w:eastAsia="Times New Roman" w:hAnsi="Menlo" w:cs="Menlo"/>
+          <w:kern w:val="0"/>
+          <w:sz w:val="22"/>
+          <w:szCs w:val="22"/>
+          <w14:ligatures w14:val="none"/>
+        </w:rPr>
+        <w:t>document_get</w:t>
+      </w:r>
+      <w:r>
+        <w:rPr>
+          <w:rFonts w:ascii="Times New Roman" w:eastAsia="Times New Roman" w:hAnsi="Times New Roman" w:cs="Times New Roman"/>
+          <w:kern w:val="0"/>
+          <w14:ligatures w14:val="none"/>
+        </w:rPr>
+        <w:t> - Get document</w:t>
+      </w:r>
+    </w:p>
+    <w:p>
+      <w:pPr>
+        <w:numPr>
+          <w:ilvl w:val="0"/>
+          <w:numId w:val="29"/>
+        </w:numPr>
+        <w:spacing w:before="30" w:after="30" w:line="240" w:lineRule="auto"/>
+        <w:ind w:left="1320"/>
+        <w:rPr>
+          <w:rFonts w:ascii="Times New Roman" w:eastAsia="Times New Roman" w:hAnsi="Times New Roman" w:cs="Times New Roman"/>
+          <w:kern w:val="0"/>
+          <w14:ligatures w14:val="none"/>
+        </w:rPr>
+      </w:pPr>
+      <w:r>
+        <w:rPr>
+          <w:rFonts w:ascii="Menlo" w:eastAsia="Times New Roman" w:hAnsi="Menlo" w:cs="Menlo"/>
+          <w:kern w:val="0"/>
+          <w:sz w:val="22"/>
+          <w:szCs w:val="22"/>
+          <w14:ligatures w14:val="none"/>
+        </w:rPr>
+        <w:t>document_search</w:t>
+      </w:r>
+      <w:r>
+        <w:rPr>
+          <w:rFonts w:ascii="Times New Roman" w:eastAsia="Times New Roman" w:hAnsi="Times New Roman" w:cs="Times New Roman"/>
+          <w:kern w:val="0"/>
+          <w14:ligatures w14:val="none"/>
+        </w:rPr>
+        <w:t> - Search documents</w:t>
+      </w:r>
+    </w:p>
+    <w:p>
+      <w:pPr>
+        <w:numPr>
+          <w:ilvl w:val="0"/>
+          <w:numId w:val="30"/>
+        </w:numPr>
+        <w:spacing w:before="30" w:after="30" w:line="240" w:lineRule="auto"/>
+        <w:ind w:left="1320"/>
+        <w:rPr>
+          <w:rFonts w:ascii="Times New Roman" w:eastAsia="Times New Roman" w:hAnsi="Times New Roman" w:cs="Times New Roman"/>
+          <w:kern w:val="0"/>
+          <w14:ligatures w14:val="none"/>
+        </w:rPr>
+      </w:pPr>
+      <w:r>
+        <w:rPr>
+          <w:rFonts w:ascii="Menlo" w:eastAsia="Times New Roman" w:hAnsi="Menlo" w:cs="Menlo"/>
+          <w:kern w:val="0"/>
+          <w:sz w:val="22"/>
+          <w:szCs w:val="22"/>
+          <w14:ligatures w14:val="none"/>
+        </w:rPr>
+        <w:t>document_update</w:t>
+      </w:r>
+      <w:r>
+        <w:rPr>
+          <w:rFonts w:ascii="Times New Roman" w:eastAsia="Times New Roman" w:hAnsi="Times New Roman" w:cs="Times New Roman"/>
+          <w:kern w:val="0"/>
+          <w14:ligatures w14:val="none"/>
+        </w:rPr>
+        <w:t> - Update content</w:t>
+      </w:r>
+    </w:p>
+    <w:p>
+      <w:pPr>
+        <w:numPr>
+          <w:ilvl w:val="0"/>
+          <w:numId w:val="31"/>
+        </w:numPr>
+        <w:spacing w:before="30" w:after="30" w:line="240" w:lineRule="auto"/>
+        <w:ind w:left="1320"/>
+        <w:rPr>
+          <w:rFonts w:ascii="Times New Roman" w:eastAsia="Times New Roman" w:hAnsi="Times New Roman" w:cs="Times New Roman"/>
+          <w:kern w:val="0"/>
+          <w14:ligatures w14:val="none"/>
+        </w:rPr>
+      </w:pPr>
+      <w:r>
+        <w:rPr>
+          <w:rFonts w:ascii="Menlo" w:eastAsia="Times New Roman" w:hAnsi="Menlo" w:cs="Menlo"/>
+          <w:kern w:val="0"/>
+          <w:sz w:val="22"/>
+          <w:szCs w:val="22"/>
+          <w14:ligatures w14:val="none"/>
+        </w:rPr>
+        <w:t>document_analyze</w:t>
+      </w:r>
+      <w:r>
+        <w:rPr>
+          <w:rFonts w:ascii="Times New Roman" w:eastAsia="Times New Roman" w:hAnsi="Times New Roman" w:cs="Times New Roman"/>
+          <w:kern w:val="0"/>
+          <w14:ligatures w14:val="none"/>
+        </w:rPr>
+        <w:t> - Analyze content</w:t>
+      </w:r>
+    </w:p>
+    <w:p>
+      <w:pPr>
+        <w:numPr>
+          <w:ilvl w:val="0"/>
+          <w:numId w:val="32"/>
+        </w:numPr>
+        <w:spacing w:before="30" w:after="30" w:line="240" w:lineRule="auto"/>
+        <w:ind w:left="1320"/>
+        <w:rPr>
+          <w:rFonts w:ascii="Times New Roman" w:eastAsia="Times New Roman" w:hAnsi="Times New Roman" w:cs="Times New Roman"/>
+          <w:kern w:val="0"/>
+          <w14:ligatures w14:val="none"/>
+        </w:rPr>
+      </w:pPr>
+      <w:r>
+        <w:rPr>
+          <w:rFonts w:ascii="Times New Roman" w:eastAsia="Times New Roman" w:hAnsi="Times New Roman" w:cs="Times New Roman"/>
+          <w:kern w:val="0"/>
+          <w14:ligatures w14:val="none"/>
+        </w:rPr>
+        <w:t>etc.</w:t>
+      </w:r>
+    </w:p>
+    <w:p>
+      <w:r>
+        <w:rPr>
+          <w:rFonts w:ascii="Times New Roman" w:eastAsia="Times New Roman" w:hAnsi="Times New Roman" w:cs="Times New Roman"/>
+          <w:b/>
+          <w:bCs/>
+          <w:kern w:val="0"/>
+          <w14:ligatures w14:val="none"/>
+        </w:rPr>
+        <w:t>Key point</w:t>
+      </w:r>
+      <w:r>
+        <w:rPr>
+          <w:rFonts w:ascii="Times New Roman" w:eastAsia="Times New Roman" w:hAnsi="Times New Roman" w:cs="Times New Roman"/>
+          <w:kern w:val="0"/>
+          <w14:ligatures w14:val="none"/>
+        </w:rPr>
+        <w:t>: The frontend does not use MCP tools. It uses FastAPI REST endpoints. MCP tools are for AI assistants interacting with the system via the MCP protocol.The comparison document now reflects this distinction. The frontend uploads files via FastAPI, while MCP </w:t>
+      </w:r>
+      <w:r>
+        <w:rPr>
+          <w:rFonts w:ascii="Menlo" w:eastAsia="Times New Roman" w:hAnsi="Menlo" w:cs="Menlo"/>
+          <w:kern w:val="0"/>
+          <w:sz w:val="22"/>
+          <w:szCs w:val="22"/>
+          <w14:ligatures w14:val="none"/>
+        </w:rPr>
+        <w:t>document_create</w:t>
+      </w:r>
+      <w:r>
+        <w:rPr>
+          <w:rFonts w:ascii="Times New Roman" w:eastAsia="Times New Roman" w:hAnsi="Times New Roman" w:cs="Times New Roman"/>
+          <w:kern w:val="0"/>
+          <w14:ligatures w14:val="none"/>
+        </w:rPr>
+        <w:t> is for AI/LLM use cases.</w:t>
+      </w:r>
+    </w:p>
     <w:sectPr>
       <w:pgSz w:w="12240" w:h="15840"/>
       <w:pgMar w:top="1440" w:right="1440" w:bottom="1440" w:left="1440" w:header="720" w:footer="720" w:gutter="0"/>
@@ -4339,6 +5728,304 @@
 <file path=word/numbering.xml><?xml version="1.0" encoding="utf-8"?>
 <w:numbering xmlns:wpc="http://schemas.microsoft.com/office/word/2010/wordprocessingCanvas" xmlns:cx="http://schemas.microsoft.com/office/drawing/2014/chartex" xmlns:cx1="http://schemas.microsoft.com/office/drawing/2015/9/8/chartex" xmlns:cx2="http://schemas.microsoft.com/office/drawing/2015/10/21/chartex" xmlns:cx3="http://schemas.microsoft.com/office/drawing/2016/5/9/chartex" xmlns:cx4="http://schemas.microsoft.com/office/drawing/2016/5/10/chartex" xmlns:cx5="http://schemas.microsoft.com/office/drawing/2016/5/11/chartex" xmlns:cx6="http://schemas.microsoft.com/office/drawing/2016/5/12/chartex" xmlns:cx7="http://schemas.microsoft.com/office/drawing/2016/5/13/chartex" xmlns:cx8="http://schemas.microsoft.com/office/drawing/2016/5/14/chartex" xmlns:mc="http://schemas.openxmlformats.org/markup-compatibility/2006" xmlns:aink="http://schemas.microsoft.com/office/drawing/2016/ink" xmlns:am3d="http://schemas.microsoft.com/office/drawing/2017/model3d" xmlns:o="urn:schemas-microsoft-com:office:office" xmlns:oel="http://schemas.microsoft.com/office/2019/extlst" xmlns:r="http://schemas.openxmlformats.org/officeDocument/2006/relationships" xmlns:m="http://schemas.openxmlformats.org/officeDocument/2006/math" xmlns:v="urn:schemas-microsoft-com:vml" xmlns:wp14="http://schemas.microsoft.com/office/word/2010/wordprocessingDrawing" xmlns:wp="http://schemas.openxmlformats.org/drawingml/2006/wordprocessingDrawing" xmlns:w10="urn:schemas-microsoft-com:office:word" xmlns:w="http://schemas.openxmlformats.org/wordprocessingml/2006/main" xmlns:w14="http://schemas.microsoft.com/office/word/2010/wordml" xmlns:w15="http://schemas.microsoft.com/office/word/2012/wordml" xmlns:w16cex="http://schemas.microsoft.com/office/word/2018/wordml/cex" xmlns:w16cid="http://schemas.microsoft.com/office/word/2016/wordml/cid" xmlns:w16="http://schemas.microsoft.com/office/word/2018/wordml" xmlns:w16du="http://schemas.microsoft.com/office/word/2023/wordml/word16du" xmlns:w16sdtdh="http://schemas.microsoft.com/office/word/2020/wordml/sdtdatahash" xmlns:w16sdtfl="http://schemas.microsoft.com/office/word/2024/wordml/sdtformatlock" xmlns:w16se="http://schemas.microsoft.com/office/word/2015/wordml/symex" xmlns:wpg="http://schemas.microsoft.com/office/word/2010/wordprocessingGroup" xmlns:wpi="http://schemas.microsoft.com/office/word/2010/wordprocessingInk" xmlns:wne="http://schemas.microsoft.com/office/word/2006/wordml" xmlns:wps="http://schemas.microsoft.com/office/word/2010/wordprocessingShape" mc:Ignorable="w14 w15 w16se w16cid w16 w16cex w16sdtdh w16sdtfl w16du wp14">
   <w:abstractNum w:abstractNumId="0" w15:restartNumberingAfterBreak="0">
+    <w:nsid w:val="0BA572A1"/>
+    <w:multiLevelType w:val="multilevel"/>
+    <w:tmpl w:val="AE94FB28"/>
+    <w:lvl w:ilvl="0">
+      <w:start w:val="1"/>
+      <w:numFmt w:val="bullet"/>
+      <w:lvlText w:val=""/>
+      <w:lvlJc w:val="left"/>
+      <w:pPr>
+        <w:tabs>
+          <w:tab w:val="num" w:pos="720"/>
+        </w:tabs>
+        <w:ind w:left="720" w:hanging="360"/>
+      </w:pPr>
+      <w:rPr>
+        <w:rFonts w:ascii="Symbol" w:hAnsi="Symbol" w:hint="default"/>
+        <w:sz w:val="20"/>
+      </w:rPr>
+    </w:lvl>
+    <w:lvl w:ilvl="1" w:tentative="1">
+      <w:start w:val="1"/>
+      <w:numFmt w:val="bullet"/>
+      <w:lvlText w:val="o"/>
+      <w:lvlJc w:val="left"/>
+      <w:pPr>
+        <w:tabs>
+          <w:tab w:val="num" w:pos="1440"/>
+        </w:tabs>
+        <w:ind w:left="1440" w:hanging="360"/>
+      </w:pPr>
+      <w:rPr>
+        <w:rFonts w:ascii="Courier New" w:hAnsi="Courier New" w:hint="default"/>
+        <w:sz w:val="20"/>
+      </w:rPr>
+    </w:lvl>
+    <w:lvl w:ilvl="2" w:tentative="1">
+      <w:start w:val="1"/>
+      <w:numFmt w:val="bullet"/>
+      <w:lvlText w:val=""/>
+      <w:lvlJc w:val="left"/>
+      <w:pPr>
+        <w:tabs>
+          <w:tab w:val="num" w:pos="2160"/>
+        </w:tabs>
+        <w:ind w:left="2160" w:hanging="360"/>
+      </w:pPr>
+      <w:rPr>
+        <w:rFonts w:ascii="Wingdings" w:hAnsi="Wingdings" w:hint="default"/>
+        <w:sz w:val="20"/>
+      </w:rPr>
+    </w:lvl>
+    <w:lvl w:ilvl="3" w:tentative="1">
+      <w:start w:val="1"/>
+      <w:numFmt w:val="bullet"/>
+      <w:lvlText w:val=""/>
+      <w:lvlJc w:val="left"/>
+      <w:pPr>
+        <w:tabs>
+          <w:tab w:val="num" w:pos="2880"/>
+        </w:tabs>
+        <w:ind w:left="2880" w:hanging="360"/>
+      </w:pPr>
+      <w:rPr>
+        <w:rFonts w:ascii="Wingdings" w:hAnsi="Wingdings" w:hint="default"/>
+        <w:sz w:val="20"/>
+      </w:rPr>
+    </w:lvl>
+    <w:lvl w:ilvl="4" w:tentative="1">
+      <w:start w:val="1"/>
+      <w:numFmt w:val="bullet"/>
+      <w:lvlText w:val=""/>
+      <w:lvlJc w:val="left"/>
+      <w:pPr>
+        <w:tabs>
+          <w:tab w:val="num" w:pos="3600"/>
+        </w:tabs>
+        <w:ind w:left="3600" w:hanging="360"/>
+      </w:pPr>
+      <w:rPr>
+        <w:rFonts w:ascii="Wingdings" w:hAnsi="Wingdings" w:hint="default"/>
+        <w:sz w:val="20"/>
+      </w:rPr>
+    </w:lvl>
+    <w:lvl w:ilvl="5" w:tentative="1">
+      <w:start w:val="1"/>
+      <w:numFmt w:val="bullet"/>
+      <w:lvlText w:val=""/>
+      <w:lvlJc w:val="left"/>
+      <w:pPr>
+        <w:tabs>
+          <w:tab w:val="num" w:pos="4320"/>
+        </w:tabs>
+        <w:ind w:left="4320" w:hanging="360"/>
+      </w:pPr>
+      <w:rPr>
+        <w:rFonts w:ascii="Wingdings" w:hAnsi="Wingdings" w:hint="default"/>
+        <w:sz w:val="20"/>
+      </w:rPr>
+    </w:lvl>
+    <w:lvl w:ilvl="6" w:tentative="1">
+      <w:start w:val="1"/>
+      <w:numFmt w:val="bullet"/>
+      <w:lvlText w:val=""/>
+      <w:lvlJc w:val="left"/>
+      <w:pPr>
+        <w:tabs>
+          <w:tab w:val="num" w:pos="5040"/>
+        </w:tabs>
+        <w:ind w:left="5040" w:hanging="360"/>
+      </w:pPr>
+      <w:rPr>
+        <w:rFonts w:ascii="Wingdings" w:hAnsi="Wingdings" w:hint="default"/>
+        <w:sz w:val="20"/>
+      </w:rPr>
+    </w:lvl>
+    <w:lvl w:ilvl="7" w:tentative="1">
+      <w:start w:val="1"/>
+      <w:numFmt w:val="bullet"/>
+      <w:lvlText w:val=""/>
+      <w:lvlJc w:val="left"/>
+      <w:pPr>
+        <w:tabs>
+          <w:tab w:val="num" w:pos="5760"/>
+        </w:tabs>
+        <w:ind w:left="5760" w:hanging="360"/>
+      </w:pPr>
+      <w:rPr>
+        <w:rFonts w:ascii="Wingdings" w:hAnsi="Wingdings" w:hint="default"/>
+        <w:sz w:val="20"/>
+      </w:rPr>
+    </w:lvl>
+    <w:lvl w:ilvl="8" w:tentative="1">
+      <w:start w:val="1"/>
+      <w:numFmt w:val="bullet"/>
+      <w:lvlText w:val=""/>
+      <w:lvlJc w:val="left"/>
+      <w:pPr>
+        <w:tabs>
+          <w:tab w:val="num" w:pos="6480"/>
+        </w:tabs>
+        <w:ind w:left="6480" w:hanging="360"/>
+      </w:pPr>
+      <w:rPr>
+        <w:rFonts w:ascii="Wingdings" w:hAnsi="Wingdings" w:hint="default"/>
+        <w:sz w:val="20"/>
+      </w:rPr>
+    </w:lvl>
+  </w:abstractNum>
+  <w:abstractNum w:abstractNumId="1" w15:restartNumberingAfterBreak="0">
+    <w:nsid w:val="0E614330"/>
+    <w:multiLevelType w:val="multilevel"/>
+    <w:tmpl w:val="7348F15A"/>
+    <w:lvl w:ilvl="0">
+      <w:start w:val="1"/>
+      <w:numFmt w:val="bullet"/>
+      <w:lvlText w:val=""/>
+      <w:lvlJc w:val="left"/>
+      <w:pPr>
+        <w:tabs>
+          <w:tab w:val="num" w:pos="720"/>
+        </w:tabs>
+        <w:ind w:left="720" w:hanging="360"/>
+      </w:pPr>
+      <w:rPr>
+        <w:rFonts w:ascii="Symbol" w:hAnsi="Symbol" w:hint="default"/>
+        <w:sz w:val="20"/>
+      </w:rPr>
+    </w:lvl>
+    <w:lvl w:ilvl="1" w:tentative="1">
+      <w:start w:val="1"/>
+      <w:numFmt w:val="bullet"/>
+      <w:lvlText w:val="o"/>
+      <w:lvlJc w:val="left"/>
+      <w:pPr>
+        <w:tabs>
+          <w:tab w:val="num" w:pos="1440"/>
+        </w:tabs>
+        <w:ind w:left="1440" w:hanging="360"/>
+      </w:pPr>
+      <w:rPr>
+        <w:rFonts w:ascii="Courier New" w:hAnsi="Courier New" w:hint="default"/>
+        <w:sz w:val="20"/>
+      </w:rPr>
+    </w:lvl>
+    <w:lvl w:ilvl="2" w:tentative="1">
+      <w:start w:val="1"/>
+      <w:numFmt w:val="bullet"/>
+      <w:lvlText w:val=""/>
+      <w:lvlJc w:val="left"/>
+      <w:pPr>
+        <w:tabs>
+          <w:tab w:val="num" w:pos="2160"/>
+        </w:tabs>
+        <w:ind w:left="2160" w:hanging="360"/>
+      </w:pPr>
+      <w:rPr>
+        <w:rFonts w:ascii="Wingdings" w:hAnsi="Wingdings" w:hint="default"/>
+        <w:sz w:val="20"/>
+      </w:rPr>
+    </w:lvl>
+    <w:lvl w:ilvl="3" w:tentative="1">
+      <w:start w:val="1"/>
+      <w:numFmt w:val="bullet"/>
+      <w:lvlText w:val=""/>
+      <w:lvlJc w:val="left"/>
+      <w:pPr>
+        <w:tabs>
+          <w:tab w:val="num" w:pos="2880"/>
+        </w:tabs>
+        <w:ind w:left="2880" w:hanging="360"/>
+      </w:pPr>
+      <w:rPr>
+        <w:rFonts w:ascii="Wingdings" w:hAnsi="Wingdings" w:hint="default"/>
+        <w:sz w:val="20"/>
+      </w:rPr>
+    </w:lvl>
+    <w:lvl w:ilvl="4" w:tentative="1">
+      <w:start w:val="1"/>
+      <w:numFmt w:val="bullet"/>
+      <w:lvlText w:val=""/>
+      <w:lvlJc w:val="left"/>
+      <w:pPr>
+        <w:tabs>
+          <w:tab w:val="num" w:pos="3600"/>
+        </w:tabs>
+        <w:ind w:left="3600" w:hanging="360"/>
+      </w:pPr>
+      <w:rPr>
+        <w:rFonts w:ascii="Wingdings" w:hAnsi="Wingdings" w:hint="default"/>
+        <w:sz w:val="20"/>
+      </w:rPr>
+    </w:lvl>
+    <w:lvl w:ilvl="5" w:tentative="1">
+      <w:start w:val="1"/>
+      <w:numFmt w:val="bullet"/>
+      <w:lvlText w:val=""/>
+      <w:lvlJc w:val="left"/>
+      <w:pPr>
+        <w:tabs>
+          <w:tab w:val="num" w:pos="4320"/>
+        </w:tabs>
+        <w:ind w:left="4320" w:hanging="360"/>
+      </w:pPr>
+      <w:rPr>
+        <w:rFonts w:ascii="Wingdings" w:hAnsi="Wingdings" w:hint="default"/>
+        <w:sz w:val="20"/>
+      </w:rPr>
+    </w:lvl>
+    <w:lvl w:ilvl="6" w:tentative="1">
+      <w:start w:val="1"/>
+      <w:numFmt w:val="bullet"/>
+      <w:lvlText w:val=""/>
+      <w:lvlJc w:val="left"/>
+      <w:pPr>
+        <w:tabs>
+          <w:tab w:val="num" w:pos="5040"/>
+        </w:tabs>
+        <w:ind w:left="5040" w:hanging="360"/>
+      </w:pPr>
+      <w:rPr>
+        <w:rFonts w:ascii="Wingdings" w:hAnsi="Wingdings" w:hint="default"/>
+        <w:sz w:val="20"/>
+      </w:rPr>
+    </w:lvl>
+    <w:lvl w:ilvl="7" w:tentative="1">
+      <w:start w:val="1"/>
+      <w:numFmt w:val="bullet"/>
+      <w:lvlText w:val=""/>
+      <w:lvlJc w:val="left"/>
+      <w:pPr>
+        <w:tabs>
+          <w:tab w:val="num" w:pos="5760"/>
+        </w:tabs>
+        <w:ind w:left="5760" w:hanging="360"/>
+      </w:pPr>
+      <w:rPr>
+        <w:rFonts w:ascii="Wingdings" w:hAnsi="Wingdings" w:hint="default"/>
+        <w:sz w:val="20"/>
+      </w:rPr>
+    </w:lvl>
+    <w:lvl w:ilvl="8" w:tentative="1">
+      <w:start w:val="1"/>
+      <w:numFmt w:val="bullet"/>
+      <w:lvlText w:val=""/>
+      <w:lvlJc w:val="left"/>
+      <w:pPr>
+        <w:tabs>
+          <w:tab w:val="num" w:pos="6480"/>
+        </w:tabs>
+        <w:ind w:left="6480" w:hanging="360"/>
+      </w:pPr>
+      <w:rPr>
+        <w:rFonts w:ascii="Wingdings" w:hAnsi="Wingdings" w:hint="default"/>
+        <w:sz w:val="20"/>
+      </w:rPr>
+    </w:lvl>
+  </w:abstractNum>
+  <w:abstractNum w:abstractNumId="2" w15:restartNumberingAfterBreak="0">
     <w:nsid w:val="0FBB27BC"/>
     <w:multiLevelType w:val="multilevel"/>
     <w:tmpl w:val="1410EC90"/>
@@ -4487,7 +6174,156 @@
       </w:rPr>
     </w:lvl>
   </w:abstractNum>
-  <w:abstractNum w:abstractNumId="1" w15:restartNumberingAfterBreak="0">
+  <w:abstractNum w:abstractNumId="3" w15:restartNumberingAfterBreak="0">
+    <w:nsid w:val="146A56D7"/>
+    <w:multiLevelType w:val="multilevel"/>
+    <w:tmpl w:val="921E0BBC"/>
+    <w:lvl w:ilvl="0">
+      <w:start w:val="1"/>
+      <w:numFmt w:val="bullet"/>
+      <w:lvlText w:val=""/>
+      <w:lvlJc w:val="left"/>
+      <w:pPr>
+        <w:tabs>
+          <w:tab w:val="num" w:pos="720"/>
+        </w:tabs>
+        <w:ind w:left="720" w:hanging="360"/>
+      </w:pPr>
+      <w:rPr>
+        <w:rFonts w:ascii="Symbol" w:hAnsi="Symbol" w:hint="default"/>
+        <w:sz w:val="20"/>
+      </w:rPr>
+    </w:lvl>
+    <w:lvl w:ilvl="1" w:tentative="1">
+      <w:start w:val="1"/>
+      <w:numFmt w:val="bullet"/>
+      <w:lvlText w:val="o"/>
+      <w:lvlJc w:val="left"/>
+      <w:pPr>
+        <w:tabs>
+          <w:tab w:val="num" w:pos="1440"/>
+        </w:tabs>
+        <w:ind w:left="1440" w:hanging="360"/>
+      </w:pPr>
+      <w:rPr>
+        <w:rFonts w:ascii="Courier New" w:hAnsi="Courier New" w:hint="default"/>
+        <w:sz w:val="20"/>
+      </w:rPr>
+    </w:lvl>
+    <w:lvl w:ilvl="2" w:tentative="1">
+      <w:start w:val="1"/>
+      <w:numFmt w:val="bullet"/>
+      <w:lvlText w:val=""/>
+      <w:lvlJc w:val="left"/>
+      <w:pPr>
+        <w:tabs>
+          <w:tab w:val="num" w:pos="2160"/>
+        </w:tabs>
+        <w:ind w:left="2160" w:hanging="360"/>
+      </w:pPr>
+      <w:rPr>
+        <w:rFonts w:ascii="Wingdings" w:hAnsi="Wingdings" w:hint="default"/>
+        <w:sz w:val="20"/>
+      </w:rPr>
+    </w:lvl>
+    <w:lvl w:ilvl="3" w:tentative="1">
+      <w:start w:val="1"/>
+      <w:numFmt w:val="bullet"/>
+      <w:lvlText w:val=""/>
+      <w:lvlJc w:val="left"/>
+      <w:pPr>
+        <w:tabs>
+          <w:tab w:val="num" w:pos="2880"/>
+        </w:tabs>
+        <w:ind w:left="2880" w:hanging="360"/>
+      </w:pPr>
+      <w:rPr>
+        <w:rFonts w:ascii="Wingdings" w:hAnsi="Wingdings" w:hint="default"/>
+        <w:sz w:val="20"/>
+      </w:rPr>
+    </w:lvl>
+    <w:lvl w:ilvl="4" w:tentative="1">
+      <w:start w:val="1"/>
+      <w:numFmt w:val="bullet"/>
+      <w:lvlText w:val=""/>
+      <w:lvlJc w:val="left"/>
+      <w:pPr>
+        <w:tabs>
+          <w:tab w:val="num" w:pos="3600"/>
+        </w:tabs>
+        <w:ind w:left="3600" w:hanging="360"/>
+      </w:pPr>
+      <w:rPr>
+        <w:rFonts w:ascii="Wingdings" w:hAnsi="Wingdings" w:hint="default"/>
+        <w:sz w:val="20"/>
+      </w:rPr>
+    </w:lvl>
+    <w:lvl w:ilvl="5" w:tentative="1">
+      <w:start w:val="1"/>
+      <w:numFmt w:val="bullet"/>
+      <w:lvlText w:val=""/>
+      <w:lvlJc w:val="left"/>
+      <w:pPr>
+        <w:tabs>
+          <w:tab w:val="num" w:pos="4320"/>
+        </w:tabs>
+        <w:ind w:left="4320" w:hanging="360"/>
+      </w:pPr>
+      <w:rPr>
+        <w:rFonts w:ascii="Wingdings" w:hAnsi="Wingdings" w:hint="default"/>
+        <w:sz w:val="20"/>
+      </w:rPr>
+    </w:lvl>
+    <w:lvl w:ilvl="6" w:tentative="1">
+      <w:start w:val="1"/>
+      <w:numFmt w:val="bullet"/>
+      <w:lvlText w:val=""/>
+      <w:lvlJc w:val="left"/>
+      <w:pPr>
+        <w:tabs>
+          <w:tab w:val="num" w:pos="5040"/>
+        </w:tabs>
+        <w:ind w:left="5040" w:hanging="360"/>
+      </w:pPr>
+      <w:rPr>
+        <w:rFonts w:ascii="Wingdings" w:hAnsi="Wingdings" w:hint="default"/>
+        <w:sz w:val="20"/>
+      </w:rPr>
+    </w:lvl>
+    <w:lvl w:ilvl="7" w:tentative="1">
+      <w:start w:val="1"/>
+      <w:numFmt w:val="bullet"/>
+      <w:lvlText w:val=""/>
+      <w:lvlJc w:val="left"/>
+      <w:pPr>
+        <w:tabs>
+          <w:tab w:val="num" w:pos="5760"/>
+        </w:tabs>
+        <w:ind w:left="5760" w:hanging="360"/>
+      </w:pPr>
+      <w:rPr>
+        <w:rFonts w:ascii="Wingdings" w:hAnsi="Wingdings" w:hint="default"/>
+        <w:sz w:val="20"/>
+      </w:rPr>
+    </w:lvl>
+    <w:lvl w:ilvl="8" w:tentative="1">
+      <w:start w:val="1"/>
+      <w:numFmt w:val="bullet"/>
+      <w:lvlText w:val=""/>
+      <w:lvlJc w:val="left"/>
+      <w:pPr>
+        <w:tabs>
+          <w:tab w:val="num" w:pos="6480"/>
+        </w:tabs>
+        <w:ind w:left="6480" w:hanging="360"/>
+      </w:pPr>
+      <w:rPr>
+        <w:rFonts w:ascii="Wingdings" w:hAnsi="Wingdings" w:hint="default"/>
+        <w:sz w:val="20"/>
+      </w:rPr>
+    </w:lvl>
+  </w:abstractNum>
+  <w:abstractNum w:abstractNumId="4" w15:restartNumberingAfterBreak="0">
     <w:nsid w:val="146E03E4"/>
     <w:multiLevelType w:val="multilevel"/>
     <w:tmpl w:val="083E89B6"/>
@@ -4636,7 +6472,156 @@
       </w:rPr>
     </w:lvl>
   </w:abstractNum>
-  <w:abstractNum w:abstractNumId="2" w15:restartNumberingAfterBreak="0">
+  <w:abstractNum w:abstractNumId="5" w15:restartNumberingAfterBreak="0">
+    <w:nsid w:val="149B2CDE"/>
+    <w:multiLevelType w:val="multilevel"/>
+    <w:tmpl w:val="0874A9F6"/>
+    <w:lvl w:ilvl="0">
+      <w:start w:val="1"/>
+      <w:numFmt w:val="bullet"/>
+      <w:lvlText w:val=""/>
+      <w:lvlJc w:val="left"/>
+      <w:pPr>
+        <w:tabs>
+          <w:tab w:val="num" w:pos="720"/>
+        </w:tabs>
+        <w:ind w:left="720" w:hanging="360"/>
+      </w:pPr>
+      <w:rPr>
+        <w:rFonts w:ascii="Symbol" w:hAnsi="Symbol" w:hint="default"/>
+        <w:sz w:val="20"/>
+      </w:rPr>
+    </w:lvl>
+    <w:lvl w:ilvl="1" w:tentative="1">
+      <w:start w:val="1"/>
+      <w:numFmt w:val="bullet"/>
+      <w:lvlText w:val="o"/>
+      <w:lvlJc w:val="left"/>
+      <w:pPr>
+        <w:tabs>
+          <w:tab w:val="num" w:pos="1440"/>
+        </w:tabs>
+        <w:ind w:left="1440" w:hanging="360"/>
+      </w:pPr>
+      <w:rPr>
+        <w:rFonts w:ascii="Courier New" w:hAnsi="Courier New" w:hint="default"/>
+        <w:sz w:val="20"/>
+      </w:rPr>
+    </w:lvl>
+    <w:lvl w:ilvl="2" w:tentative="1">
+      <w:start w:val="1"/>
+      <w:numFmt w:val="bullet"/>
+      <w:lvlText w:val=""/>
+      <w:lvlJc w:val="left"/>
+      <w:pPr>
+        <w:tabs>
+          <w:tab w:val="num" w:pos="2160"/>
+        </w:tabs>
+        <w:ind w:left="2160" w:hanging="360"/>
+      </w:pPr>
+      <w:rPr>
+        <w:rFonts w:ascii="Wingdings" w:hAnsi="Wingdings" w:hint="default"/>
+        <w:sz w:val="20"/>
+      </w:rPr>
+    </w:lvl>
+    <w:lvl w:ilvl="3" w:tentative="1">
+      <w:start w:val="1"/>
+      <w:numFmt w:val="bullet"/>
+      <w:lvlText w:val=""/>
+      <w:lvlJc w:val="left"/>
+      <w:pPr>
+        <w:tabs>
+          <w:tab w:val="num" w:pos="2880"/>
+        </w:tabs>
+        <w:ind w:left="2880" w:hanging="360"/>
+      </w:pPr>
+      <w:rPr>
+        <w:rFonts w:ascii="Wingdings" w:hAnsi="Wingdings" w:hint="default"/>
+        <w:sz w:val="20"/>
+      </w:rPr>
+    </w:lvl>
+    <w:lvl w:ilvl="4" w:tentative="1">
+      <w:start w:val="1"/>
+      <w:numFmt w:val="bullet"/>
+      <w:lvlText w:val=""/>
+      <w:lvlJc w:val="left"/>
+      <w:pPr>
+        <w:tabs>
+          <w:tab w:val="num" w:pos="3600"/>
+        </w:tabs>
+        <w:ind w:left="3600" w:hanging="360"/>
+      </w:pPr>
+      <w:rPr>
+        <w:rFonts w:ascii="Wingdings" w:hAnsi="Wingdings" w:hint="default"/>
+        <w:sz w:val="20"/>
+      </w:rPr>
+    </w:lvl>
+    <w:lvl w:ilvl="5" w:tentative="1">
+      <w:start w:val="1"/>
+      <w:numFmt w:val="bullet"/>
+      <w:lvlText w:val=""/>
+      <w:lvlJc w:val="left"/>
+      <w:pPr>
+        <w:tabs>
+          <w:tab w:val="num" w:pos="4320"/>
+        </w:tabs>
+        <w:ind w:left="4320" w:hanging="360"/>
+      </w:pPr>
+      <w:rPr>
+        <w:rFonts w:ascii="Wingdings" w:hAnsi="Wingdings" w:hint="default"/>
+        <w:sz w:val="20"/>
+      </w:rPr>
+    </w:lvl>
+    <w:lvl w:ilvl="6" w:tentative="1">
+      <w:start w:val="1"/>
+      <w:numFmt w:val="bullet"/>
+      <w:lvlText w:val=""/>
+      <w:lvlJc w:val="left"/>
+      <w:pPr>
+        <w:tabs>
+          <w:tab w:val="num" w:pos="5040"/>
+        </w:tabs>
+        <w:ind w:left="5040" w:hanging="360"/>
+      </w:pPr>
+      <w:rPr>
+        <w:rFonts w:ascii="Wingdings" w:hAnsi="Wingdings" w:hint="default"/>
+        <w:sz w:val="20"/>
+      </w:rPr>
+    </w:lvl>
+    <w:lvl w:ilvl="7" w:tentative="1">
+      <w:start w:val="1"/>
+      <w:numFmt w:val="bullet"/>
+      <w:lvlText w:val=""/>
+      <w:lvlJc w:val="left"/>
+      <w:pPr>
+        <w:tabs>
+          <w:tab w:val="num" w:pos="5760"/>
+        </w:tabs>
+        <w:ind w:left="5760" w:hanging="360"/>
+      </w:pPr>
+      <w:rPr>
+        <w:rFonts w:ascii="Wingdings" w:hAnsi="Wingdings" w:hint="default"/>
+        <w:sz w:val="20"/>
+      </w:rPr>
+    </w:lvl>
+    <w:lvl w:ilvl="8" w:tentative="1">
+      <w:start w:val="1"/>
+      <w:numFmt w:val="bullet"/>
+      <w:lvlText w:val=""/>
+      <w:lvlJc w:val="left"/>
+      <w:pPr>
+        <w:tabs>
+          <w:tab w:val="num" w:pos="6480"/>
+        </w:tabs>
+        <w:ind w:left="6480" w:hanging="360"/>
+      </w:pPr>
+      <w:rPr>
+        <w:rFonts w:ascii="Wingdings" w:hAnsi="Wingdings" w:hint="default"/>
+        <w:sz w:val="20"/>
+      </w:rPr>
+    </w:lvl>
+  </w:abstractNum>
+  <w:abstractNum w:abstractNumId="6" w15:restartNumberingAfterBreak="0">
     <w:nsid w:val="14C9195D"/>
     <w:multiLevelType w:val="multilevel"/>
     <w:tmpl w:val="68225D4A"/>
@@ -4785,7 +6770,418 @@
       </w:rPr>
     </w:lvl>
   </w:abstractNum>
-  <w:abstractNum w:abstractNumId="3" w15:restartNumberingAfterBreak="0">
+  <w:abstractNum w:abstractNumId="7" w15:restartNumberingAfterBreak="0">
+    <w:nsid w:val="17CF2057"/>
+    <w:multiLevelType w:val="multilevel"/>
+    <w:tmpl w:val="CAE8CA98"/>
+    <w:lvl w:ilvl="0">
+      <w:start w:val="1"/>
+      <w:numFmt w:val="bullet"/>
+      <w:lvlText w:val=""/>
+      <w:lvlJc w:val="left"/>
+      <w:pPr>
+        <w:tabs>
+          <w:tab w:val="num" w:pos="720"/>
+        </w:tabs>
+        <w:ind w:left="720" w:hanging="360"/>
+      </w:pPr>
+      <w:rPr>
+        <w:rFonts w:ascii="Symbol" w:hAnsi="Symbol" w:hint="default"/>
+        <w:sz w:val="20"/>
+      </w:rPr>
+    </w:lvl>
+    <w:lvl w:ilvl="1" w:tentative="1">
+      <w:start w:val="1"/>
+      <w:numFmt w:val="bullet"/>
+      <w:lvlText w:val="o"/>
+      <w:lvlJc w:val="left"/>
+      <w:pPr>
+        <w:tabs>
+          <w:tab w:val="num" w:pos="1440"/>
+        </w:tabs>
+        <w:ind w:left="1440" w:hanging="360"/>
+      </w:pPr>
+      <w:rPr>
+        <w:rFonts w:ascii="Courier New" w:hAnsi="Courier New" w:hint="default"/>
+        <w:sz w:val="20"/>
+      </w:rPr>
+    </w:lvl>
+    <w:lvl w:ilvl="2" w:tentative="1">
+      <w:start w:val="1"/>
+      <w:numFmt w:val="bullet"/>
+      <w:lvlText w:val=""/>
+      <w:lvlJc w:val="left"/>
+      <w:pPr>
+        <w:tabs>
+          <w:tab w:val="num" w:pos="2160"/>
+        </w:tabs>
+        <w:ind w:left="2160" w:hanging="360"/>
+      </w:pPr>
+      <w:rPr>
+        <w:rFonts w:ascii="Wingdings" w:hAnsi="Wingdings" w:hint="default"/>
+        <w:sz w:val="20"/>
+      </w:rPr>
+    </w:lvl>
+    <w:lvl w:ilvl="3" w:tentative="1">
+      <w:start w:val="1"/>
+      <w:numFmt w:val="bullet"/>
+      <w:lvlText w:val=""/>
+      <w:lvlJc w:val="left"/>
+      <w:pPr>
+        <w:tabs>
+          <w:tab w:val="num" w:pos="2880"/>
+        </w:tabs>
+        <w:ind w:left="2880" w:hanging="360"/>
+      </w:pPr>
+      <w:rPr>
+        <w:rFonts w:ascii="Wingdings" w:hAnsi="Wingdings" w:hint="default"/>
+        <w:sz w:val="20"/>
+      </w:rPr>
+    </w:lvl>
+    <w:lvl w:ilvl="4" w:tentative="1">
+      <w:start w:val="1"/>
+      <w:numFmt w:val="bullet"/>
+      <w:lvlText w:val=""/>
+      <w:lvlJc w:val="left"/>
+      <w:pPr>
+        <w:tabs>
+          <w:tab w:val="num" w:pos="3600"/>
+        </w:tabs>
+        <w:ind w:left="3600" w:hanging="360"/>
+      </w:pPr>
+      <w:rPr>
+        <w:rFonts w:ascii="Wingdings" w:hAnsi="Wingdings" w:hint="default"/>
+        <w:sz w:val="20"/>
+      </w:rPr>
+    </w:lvl>
+    <w:lvl w:ilvl="5" w:tentative="1">
+      <w:start w:val="1"/>
+      <w:numFmt w:val="bullet"/>
+      <w:lvlText w:val=""/>
+      <w:lvlJc w:val="left"/>
+      <w:pPr>
+        <w:tabs>
+          <w:tab w:val="num" w:pos="4320"/>
+        </w:tabs>
+        <w:ind w:left="4320" w:hanging="360"/>
+      </w:pPr>
+      <w:rPr>
+        <w:rFonts w:ascii="Wingdings" w:hAnsi="Wingdings" w:hint="default"/>
+        <w:sz w:val="20"/>
+      </w:rPr>
+    </w:lvl>
+    <w:lvl w:ilvl="6" w:tentative="1">
+      <w:start w:val="1"/>
+      <w:numFmt w:val="bullet"/>
+      <w:lvlText w:val=""/>
+      <w:lvlJc w:val="left"/>
+      <w:pPr>
+        <w:tabs>
+          <w:tab w:val="num" w:pos="5040"/>
+        </w:tabs>
+        <w:ind w:left="5040" w:hanging="360"/>
+      </w:pPr>
+      <w:rPr>
+        <w:rFonts w:ascii="Wingdings" w:hAnsi="Wingdings" w:hint="default"/>
+        <w:sz w:val="20"/>
+      </w:rPr>
+    </w:lvl>
+    <w:lvl w:ilvl="7" w:tentative="1">
+      <w:start w:val="1"/>
+      <w:numFmt w:val="bullet"/>
+      <w:lvlText w:val=""/>
+      <w:lvlJc w:val="left"/>
+      <w:pPr>
+        <w:tabs>
+          <w:tab w:val="num" w:pos="5760"/>
+        </w:tabs>
+        <w:ind w:left="5760" w:hanging="360"/>
+      </w:pPr>
+      <w:rPr>
+        <w:rFonts w:ascii="Wingdings" w:hAnsi="Wingdings" w:hint="default"/>
+        <w:sz w:val="20"/>
+      </w:rPr>
+    </w:lvl>
+    <w:lvl w:ilvl="8" w:tentative="1">
+      <w:start w:val="1"/>
+      <w:numFmt w:val="bullet"/>
+      <w:lvlText w:val=""/>
+      <w:lvlJc w:val="left"/>
+      <w:pPr>
+        <w:tabs>
+          <w:tab w:val="num" w:pos="6480"/>
+        </w:tabs>
+        <w:ind w:left="6480" w:hanging="360"/>
+      </w:pPr>
+      <w:rPr>
+        <w:rFonts w:ascii="Wingdings" w:hAnsi="Wingdings" w:hint="default"/>
+        <w:sz w:val="20"/>
+      </w:rPr>
+    </w:lvl>
+  </w:abstractNum>
+  <w:abstractNum w:abstractNumId="8" w15:restartNumberingAfterBreak="0">
+    <w:nsid w:val="21462018"/>
+    <w:multiLevelType w:val="multilevel"/>
+    <w:tmpl w:val="FD4E27FC"/>
+    <w:lvl w:ilvl="0">
+      <w:start w:val="1"/>
+      <w:numFmt w:val="decimal"/>
+      <w:lvlText w:val="%1."/>
+      <w:lvlJc w:val="left"/>
+      <w:pPr>
+        <w:tabs>
+          <w:tab w:val="num" w:pos="720"/>
+        </w:tabs>
+        <w:ind w:left="720" w:hanging="360"/>
+      </w:pPr>
+    </w:lvl>
+    <w:lvl w:ilvl="1" w:tentative="1">
+      <w:start w:val="1"/>
+      <w:numFmt w:val="decimal"/>
+      <w:lvlText w:val="%2."/>
+      <w:lvlJc w:val="left"/>
+      <w:pPr>
+        <w:tabs>
+          <w:tab w:val="num" w:pos="1440"/>
+        </w:tabs>
+        <w:ind w:left="1440" w:hanging="360"/>
+      </w:pPr>
+    </w:lvl>
+    <w:lvl w:ilvl="2" w:tentative="1">
+      <w:start w:val="1"/>
+      <w:numFmt w:val="decimal"/>
+      <w:lvlText w:val="%3."/>
+      <w:lvlJc w:val="left"/>
+      <w:pPr>
+        <w:tabs>
+          <w:tab w:val="num" w:pos="2160"/>
+        </w:tabs>
+        <w:ind w:left="2160" w:hanging="360"/>
+      </w:pPr>
+    </w:lvl>
+    <w:lvl w:ilvl="3" w:tentative="1">
+      <w:start w:val="1"/>
+      <w:numFmt w:val="decimal"/>
+      <w:lvlText w:val="%4."/>
+      <w:lvlJc w:val="left"/>
+      <w:pPr>
+        <w:tabs>
+          <w:tab w:val="num" w:pos="2880"/>
+        </w:tabs>
+        <w:ind w:left="2880" w:hanging="360"/>
+      </w:pPr>
+    </w:lvl>
+    <w:lvl w:ilvl="4" w:tentative="1">
+      <w:start w:val="1"/>
+      <w:numFmt w:val="decimal"/>
+      <w:lvlText w:val="%5."/>
+      <w:lvlJc w:val="left"/>
+      <w:pPr>
+        <w:tabs>
+          <w:tab w:val="num" w:pos="3600"/>
+        </w:tabs>
+        <w:ind w:left="3600" w:hanging="360"/>
+      </w:pPr>
+    </w:lvl>
+    <w:lvl w:ilvl="5" w:tentative="1">
+      <w:start w:val="1"/>
+      <w:numFmt w:val="decimal"/>
+      <w:lvlText w:val="%6."/>
+      <w:lvlJc w:val="left"/>
+      <w:pPr>
+        <w:tabs>
+          <w:tab w:val="num" w:pos="4320"/>
+        </w:tabs>
+        <w:ind w:left="4320" w:hanging="360"/>
+      </w:pPr>
+    </w:lvl>
+    <w:lvl w:ilvl="6" w:tentative="1">
+      <w:start w:val="1"/>
+      <w:numFmt w:val="decimal"/>
+      <w:lvlText w:val="%7."/>
+      <w:lvlJc w:val="left"/>
+      <w:pPr>
+        <w:tabs>
+          <w:tab w:val="num" w:pos="5040"/>
+        </w:tabs>
+        <w:ind w:left="5040" w:hanging="360"/>
+      </w:pPr>
+    </w:lvl>
+    <w:lvl w:ilvl="7" w:tentative="1">
+      <w:start w:val="1"/>
+      <w:numFmt w:val="decimal"/>
+      <w:lvlText w:val="%8."/>
+      <w:lvlJc w:val="left"/>
+      <w:pPr>
+        <w:tabs>
+          <w:tab w:val="num" w:pos="5760"/>
+        </w:tabs>
+        <w:ind w:left="5760" w:hanging="360"/>
+      </w:pPr>
+    </w:lvl>
+    <w:lvl w:ilvl="8" w:tentative="1">
+      <w:start w:val="1"/>
+      <w:numFmt w:val="decimal"/>
+      <w:lvlText w:val="%9."/>
+      <w:lvlJc w:val="left"/>
+      <w:pPr>
+        <w:tabs>
+          <w:tab w:val="num" w:pos="6480"/>
+        </w:tabs>
+        <w:ind w:left="6480" w:hanging="360"/>
+      </w:pPr>
+    </w:lvl>
+  </w:abstractNum>
+  <w:abstractNum w:abstractNumId="9" w15:restartNumberingAfterBreak="0">
+    <w:nsid w:val="295552A9"/>
+    <w:multiLevelType w:val="multilevel"/>
+    <w:tmpl w:val="DA2EAF2E"/>
+    <w:lvl w:ilvl="0">
+      <w:start w:val="1"/>
+      <w:numFmt w:val="bullet"/>
+      <w:lvlText w:val=""/>
+      <w:lvlJc w:val="left"/>
+      <w:pPr>
+        <w:tabs>
+          <w:tab w:val="num" w:pos="720"/>
+        </w:tabs>
+        <w:ind w:left="720" w:hanging="360"/>
+      </w:pPr>
+      <w:rPr>
+        <w:rFonts w:ascii="Symbol" w:hAnsi="Symbol" w:hint="default"/>
+        <w:sz w:val="20"/>
+      </w:rPr>
+    </w:lvl>
+    <w:lvl w:ilvl="1" w:tentative="1">
+      <w:start w:val="1"/>
+      <w:numFmt w:val="bullet"/>
+      <w:lvlText w:val="o"/>
+      <w:lvlJc w:val="left"/>
+      <w:pPr>
+        <w:tabs>
+          <w:tab w:val="num" w:pos="1440"/>
+        </w:tabs>
+        <w:ind w:left="1440" w:hanging="360"/>
+      </w:pPr>
+      <w:rPr>
+        <w:rFonts w:ascii="Courier New" w:hAnsi="Courier New" w:hint="default"/>
+        <w:sz w:val="20"/>
+      </w:rPr>
+    </w:lvl>
+    <w:lvl w:ilvl="2" w:tentative="1">
+      <w:start w:val="1"/>
+      <w:numFmt w:val="bullet"/>
+      <w:lvlText w:val=""/>
+      <w:lvlJc w:val="left"/>
+      <w:pPr>
+        <w:tabs>
+          <w:tab w:val="num" w:pos="2160"/>
+        </w:tabs>
+        <w:ind w:left="2160" w:hanging="360"/>
+      </w:pPr>
+      <w:rPr>
+        <w:rFonts w:ascii="Wingdings" w:hAnsi="Wingdings" w:hint="default"/>
+        <w:sz w:val="20"/>
+      </w:rPr>
+    </w:lvl>
+    <w:lvl w:ilvl="3" w:tentative="1">
+      <w:start w:val="1"/>
+      <w:numFmt w:val="bullet"/>
+      <w:lvlText w:val=""/>
+      <w:lvlJc w:val="left"/>
+      <w:pPr>
+        <w:tabs>
+          <w:tab w:val="num" w:pos="2880"/>
+        </w:tabs>
+        <w:ind w:left="2880" w:hanging="360"/>
+      </w:pPr>
+      <w:rPr>
+        <w:rFonts w:ascii="Wingdings" w:hAnsi="Wingdings" w:hint="default"/>
+        <w:sz w:val="20"/>
+      </w:rPr>
+    </w:lvl>
+    <w:lvl w:ilvl="4" w:tentative="1">
+      <w:start w:val="1"/>
+      <w:numFmt w:val="bullet"/>
+      <w:lvlText w:val=""/>
+      <w:lvlJc w:val="left"/>
+      <w:pPr>
+        <w:tabs>
+          <w:tab w:val="num" w:pos="3600"/>
+        </w:tabs>
+        <w:ind w:left="3600" w:hanging="360"/>
+      </w:pPr>
+      <w:rPr>
+        <w:rFonts w:ascii="Wingdings" w:hAnsi="Wingdings" w:hint="default"/>
+        <w:sz w:val="20"/>
+      </w:rPr>
+    </w:lvl>
+    <w:lvl w:ilvl="5" w:tentative="1">
+      <w:start w:val="1"/>
+      <w:numFmt w:val="bullet"/>
+      <w:lvlText w:val=""/>
+      <w:lvlJc w:val="left"/>
+      <w:pPr>
+        <w:tabs>
+          <w:tab w:val="num" w:pos="4320"/>
+        </w:tabs>
+        <w:ind w:left="4320" w:hanging="360"/>
+      </w:pPr>
+      <w:rPr>
+        <w:rFonts w:ascii="Wingdings" w:hAnsi="Wingdings" w:hint="default"/>
+        <w:sz w:val="20"/>
+      </w:rPr>
+    </w:lvl>
+    <w:lvl w:ilvl="6" w:tentative="1">
+      <w:start w:val="1"/>
+      <w:numFmt w:val="bullet"/>
+      <w:lvlText w:val=""/>
+      <w:lvlJc w:val="left"/>
+      <w:pPr>
+        <w:tabs>
+          <w:tab w:val="num" w:pos="5040"/>
+        </w:tabs>
+        <w:ind w:left="5040" w:hanging="360"/>
+      </w:pPr>
+      <w:rPr>
+        <w:rFonts w:ascii="Wingdings" w:hAnsi="Wingdings" w:hint="default"/>
+        <w:sz w:val="20"/>
+      </w:rPr>
+    </w:lvl>
+    <w:lvl w:ilvl="7" w:tentative="1">
+      <w:start w:val="1"/>
+      <w:numFmt w:val="bullet"/>
+      <w:lvlText w:val=""/>
+      <w:lvlJc w:val="left"/>
+      <w:pPr>
+        <w:tabs>
+          <w:tab w:val="num" w:pos="5760"/>
+        </w:tabs>
+        <w:ind w:left="5760" w:hanging="360"/>
+      </w:pPr>
+      <w:rPr>
+        <w:rFonts w:ascii="Wingdings" w:hAnsi="Wingdings" w:hint="default"/>
+        <w:sz w:val="20"/>
+      </w:rPr>
+    </w:lvl>
+    <w:lvl w:ilvl="8" w:tentative="1">
+      <w:start w:val="1"/>
+      <w:numFmt w:val="bullet"/>
+      <w:lvlText w:val=""/>
+      <w:lvlJc w:val="left"/>
+      <w:pPr>
+        <w:tabs>
+          <w:tab w:val="num" w:pos="6480"/>
+        </w:tabs>
+        <w:ind w:left="6480" w:hanging="360"/>
+      </w:pPr>
+      <w:rPr>
+        <w:rFonts w:ascii="Wingdings" w:hAnsi="Wingdings" w:hint="default"/>
+        <w:sz w:val="20"/>
+      </w:rPr>
+    </w:lvl>
+  </w:abstractNum>
+  <w:abstractNum w:abstractNumId="10" w15:restartNumberingAfterBreak="0">
     <w:nsid w:val="299626CF"/>
     <w:multiLevelType w:val="multilevel"/>
     <w:tmpl w:val="0C9C26AE"/>
@@ -4934,7 +7330,7 @@
       </w:rPr>
     </w:lvl>
   </w:abstractNum>
-  <w:abstractNum w:abstractNumId="4" w15:restartNumberingAfterBreak="0">
+  <w:abstractNum w:abstractNumId="11" w15:restartNumberingAfterBreak="0">
     <w:nsid w:val="2C114093"/>
     <w:multiLevelType w:val="multilevel"/>
     <w:tmpl w:val="1B4CAD1C"/>
@@ -5083,7 +7479,7 @@
       </w:rPr>
     </w:lvl>
   </w:abstractNum>
-  <w:abstractNum w:abstractNumId="5" w15:restartNumberingAfterBreak="0">
+  <w:abstractNum w:abstractNumId="12" w15:restartNumberingAfterBreak="0">
     <w:nsid w:val="2C403F14"/>
     <w:multiLevelType w:val="multilevel"/>
     <w:tmpl w:val="3E5CCD96"/>
@@ -5232,7 +7628,7 @@
       </w:rPr>
     </w:lvl>
   </w:abstractNum>
-  <w:abstractNum w:abstractNumId="6" w15:restartNumberingAfterBreak="0">
+  <w:abstractNum w:abstractNumId="13" w15:restartNumberingAfterBreak="0">
     <w:nsid w:val="32617E83"/>
     <w:multiLevelType w:val="multilevel"/>
     <w:tmpl w:val="615C6336"/>
@@ -5381,7 +7777,752 @@
       </w:rPr>
     </w:lvl>
   </w:abstractNum>
-  <w:abstractNum w:abstractNumId="7" w15:restartNumberingAfterBreak="0">
+  <w:abstractNum w:abstractNumId="14" w15:restartNumberingAfterBreak="0">
+    <w:nsid w:val="33A907B6"/>
+    <w:multiLevelType w:val="multilevel"/>
+    <w:tmpl w:val="26A61236"/>
+    <w:lvl w:ilvl="0">
+      <w:start w:val="1"/>
+      <w:numFmt w:val="bullet"/>
+      <w:lvlText w:val=""/>
+      <w:lvlJc w:val="left"/>
+      <w:pPr>
+        <w:tabs>
+          <w:tab w:val="num" w:pos="720"/>
+        </w:tabs>
+        <w:ind w:left="720" w:hanging="360"/>
+      </w:pPr>
+      <w:rPr>
+        <w:rFonts w:ascii="Symbol" w:hAnsi="Symbol" w:hint="default"/>
+        <w:sz w:val="20"/>
+      </w:rPr>
+    </w:lvl>
+    <w:lvl w:ilvl="1" w:tentative="1">
+      <w:start w:val="1"/>
+      <w:numFmt w:val="bullet"/>
+      <w:lvlText w:val="o"/>
+      <w:lvlJc w:val="left"/>
+      <w:pPr>
+        <w:tabs>
+          <w:tab w:val="num" w:pos="1440"/>
+        </w:tabs>
+        <w:ind w:left="1440" w:hanging="360"/>
+      </w:pPr>
+      <w:rPr>
+        <w:rFonts w:ascii="Courier New" w:hAnsi="Courier New" w:hint="default"/>
+        <w:sz w:val="20"/>
+      </w:rPr>
+    </w:lvl>
+    <w:lvl w:ilvl="2" w:tentative="1">
+      <w:start w:val="1"/>
+      <w:numFmt w:val="bullet"/>
+      <w:lvlText w:val=""/>
+      <w:lvlJc w:val="left"/>
+      <w:pPr>
+        <w:tabs>
+          <w:tab w:val="num" w:pos="2160"/>
+        </w:tabs>
+        <w:ind w:left="2160" w:hanging="360"/>
+      </w:pPr>
+      <w:rPr>
+        <w:rFonts w:ascii="Wingdings" w:hAnsi="Wingdings" w:hint="default"/>
+        <w:sz w:val="20"/>
+      </w:rPr>
+    </w:lvl>
+    <w:lvl w:ilvl="3" w:tentative="1">
+      <w:start w:val="1"/>
+      <w:numFmt w:val="bullet"/>
+      <w:lvlText w:val=""/>
+      <w:lvlJc w:val="left"/>
+      <w:pPr>
+        <w:tabs>
+          <w:tab w:val="num" w:pos="2880"/>
+        </w:tabs>
+        <w:ind w:left="2880" w:hanging="360"/>
+      </w:pPr>
+      <w:rPr>
+        <w:rFonts w:ascii="Wingdings" w:hAnsi="Wingdings" w:hint="default"/>
+        <w:sz w:val="20"/>
+      </w:rPr>
+    </w:lvl>
+    <w:lvl w:ilvl="4" w:tentative="1">
+      <w:start w:val="1"/>
+      <w:numFmt w:val="bullet"/>
+      <w:lvlText w:val=""/>
+      <w:lvlJc w:val="left"/>
+      <w:pPr>
+        <w:tabs>
+          <w:tab w:val="num" w:pos="3600"/>
+        </w:tabs>
+        <w:ind w:left="3600" w:hanging="360"/>
+      </w:pPr>
+      <w:rPr>
+        <w:rFonts w:ascii="Wingdings" w:hAnsi="Wingdings" w:hint="default"/>
+        <w:sz w:val="20"/>
+      </w:rPr>
+    </w:lvl>
+    <w:lvl w:ilvl="5" w:tentative="1">
+      <w:start w:val="1"/>
+      <w:numFmt w:val="bullet"/>
+      <w:lvlText w:val=""/>
+      <w:lvlJc w:val="left"/>
+      <w:pPr>
+        <w:tabs>
+          <w:tab w:val="num" w:pos="4320"/>
+        </w:tabs>
+        <w:ind w:left="4320" w:hanging="360"/>
+      </w:pPr>
+      <w:rPr>
+        <w:rFonts w:ascii="Wingdings" w:hAnsi="Wingdings" w:hint="default"/>
+        <w:sz w:val="20"/>
+      </w:rPr>
+    </w:lvl>
+    <w:lvl w:ilvl="6" w:tentative="1">
+      <w:start w:val="1"/>
+      <w:numFmt w:val="bullet"/>
+      <w:lvlText w:val=""/>
+      <w:lvlJc w:val="left"/>
+      <w:pPr>
+        <w:tabs>
+          <w:tab w:val="num" w:pos="5040"/>
+        </w:tabs>
+        <w:ind w:left="5040" w:hanging="360"/>
+      </w:pPr>
+      <w:rPr>
+        <w:rFonts w:ascii="Wingdings" w:hAnsi="Wingdings" w:hint="default"/>
+        <w:sz w:val="20"/>
+      </w:rPr>
+    </w:lvl>
+    <w:lvl w:ilvl="7" w:tentative="1">
+      <w:start w:val="1"/>
+      <w:numFmt w:val="bullet"/>
+      <w:lvlText w:val=""/>
+      <w:lvlJc w:val="left"/>
+      <w:pPr>
+        <w:tabs>
+          <w:tab w:val="num" w:pos="5760"/>
+        </w:tabs>
+        <w:ind w:left="5760" w:hanging="360"/>
+      </w:pPr>
+      <w:rPr>
+        <w:rFonts w:ascii="Wingdings" w:hAnsi="Wingdings" w:hint="default"/>
+        <w:sz w:val="20"/>
+      </w:rPr>
+    </w:lvl>
+    <w:lvl w:ilvl="8" w:tentative="1">
+      <w:start w:val="1"/>
+      <w:numFmt w:val="bullet"/>
+      <w:lvlText w:val=""/>
+      <w:lvlJc w:val="left"/>
+      <w:pPr>
+        <w:tabs>
+          <w:tab w:val="num" w:pos="6480"/>
+        </w:tabs>
+        <w:ind w:left="6480" w:hanging="360"/>
+      </w:pPr>
+      <w:rPr>
+        <w:rFonts w:ascii="Wingdings" w:hAnsi="Wingdings" w:hint="default"/>
+        <w:sz w:val="20"/>
+      </w:rPr>
+    </w:lvl>
+  </w:abstractNum>
+  <w:abstractNum w:abstractNumId="15" w15:restartNumberingAfterBreak="0">
+    <w:nsid w:val="383E6F3F"/>
+    <w:multiLevelType w:val="multilevel"/>
+    <w:tmpl w:val="27A8C5E2"/>
+    <w:lvl w:ilvl="0">
+      <w:start w:val="1"/>
+      <w:numFmt w:val="bullet"/>
+      <w:lvlText w:val=""/>
+      <w:lvlJc w:val="left"/>
+      <w:pPr>
+        <w:tabs>
+          <w:tab w:val="num" w:pos="720"/>
+        </w:tabs>
+        <w:ind w:left="720" w:hanging="360"/>
+      </w:pPr>
+      <w:rPr>
+        <w:rFonts w:ascii="Symbol" w:hAnsi="Symbol" w:hint="default"/>
+        <w:sz w:val="20"/>
+      </w:rPr>
+    </w:lvl>
+    <w:lvl w:ilvl="1" w:tentative="1">
+      <w:start w:val="1"/>
+      <w:numFmt w:val="bullet"/>
+      <w:lvlText w:val="o"/>
+      <w:lvlJc w:val="left"/>
+      <w:pPr>
+        <w:tabs>
+          <w:tab w:val="num" w:pos="1440"/>
+        </w:tabs>
+        <w:ind w:left="1440" w:hanging="360"/>
+      </w:pPr>
+      <w:rPr>
+        <w:rFonts w:ascii="Courier New" w:hAnsi="Courier New" w:hint="default"/>
+        <w:sz w:val="20"/>
+      </w:rPr>
+    </w:lvl>
+    <w:lvl w:ilvl="2" w:tentative="1">
+      <w:start w:val="1"/>
+      <w:numFmt w:val="bullet"/>
+      <w:lvlText w:val=""/>
+      <w:lvlJc w:val="left"/>
+      <w:pPr>
+        <w:tabs>
+          <w:tab w:val="num" w:pos="2160"/>
+        </w:tabs>
+        <w:ind w:left="2160" w:hanging="360"/>
+      </w:pPr>
+      <w:rPr>
+        <w:rFonts w:ascii="Wingdings" w:hAnsi="Wingdings" w:hint="default"/>
+        <w:sz w:val="20"/>
+      </w:rPr>
+    </w:lvl>
+    <w:lvl w:ilvl="3" w:tentative="1">
+      <w:start w:val="1"/>
+      <w:numFmt w:val="bullet"/>
+      <w:lvlText w:val=""/>
+      <w:lvlJc w:val="left"/>
+      <w:pPr>
+        <w:tabs>
+          <w:tab w:val="num" w:pos="2880"/>
+        </w:tabs>
+        <w:ind w:left="2880" w:hanging="360"/>
+      </w:pPr>
+      <w:rPr>
+        <w:rFonts w:ascii="Wingdings" w:hAnsi="Wingdings" w:hint="default"/>
+        <w:sz w:val="20"/>
+      </w:rPr>
+    </w:lvl>
+    <w:lvl w:ilvl="4" w:tentative="1">
+      <w:start w:val="1"/>
+      <w:numFmt w:val="bullet"/>
+      <w:lvlText w:val=""/>
+      <w:lvlJc w:val="left"/>
+      <w:pPr>
+        <w:tabs>
+          <w:tab w:val="num" w:pos="3600"/>
+        </w:tabs>
+        <w:ind w:left="3600" w:hanging="360"/>
+      </w:pPr>
+      <w:rPr>
+        <w:rFonts w:ascii="Wingdings" w:hAnsi="Wingdings" w:hint="default"/>
+        <w:sz w:val="20"/>
+      </w:rPr>
+    </w:lvl>
+    <w:lvl w:ilvl="5" w:tentative="1">
+      <w:start w:val="1"/>
+      <w:numFmt w:val="bullet"/>
+      <w:lvlText w:val=""/>
+      <w:lvlJc w:val="left"/>
+      <w:pPr>
+        <w:tabs>
+          <w:tab w:val="num" w:pos="4320"/>
+        </w:tabs>
+        <w:ind w:left="4320" w:hanging="360"/>
+      </w:pPr>
+      <w:rPr>
+        <w:rFonts w:ascii="Wingdings" w:hAnsi="Wingdings" w:hint="default"/>
+        <w:sz w:val="20"/>
+      </w:rPr>
+    </w:lvl>
+    <w:lvl w:ilvl="6" w:tentative="1">
+      <w:start w:val="1"/>
+      <w:numFmt w:val="bullet"/>
+      <w:lvlText w:val=""/>
+      <w:lvlJc w:val="left"/>
+      <w:pPr>
+        <w:tabs>
+          <w:tab w:val="num" w:pos="5040"/>
+        </w:tabs>
+        <w:ind w:left="5040" w:hanging="360"/>
+      </w:pPr>
+      <w:rPr>
+        <w:rFonts w:ascii="Wingdings" w:hAnsi="Wingdings" w:hint="default"/>
+        <w:sz w:val="20"/>
+      </w:rPr>
+    </w:lvl>
+    <w:lvl w:ilvl="7" w:tentative="1">
+      <w:start w:val="1"/>
+      <w:numFmt w:val="bullet"/>
+      <w:lvlText w:val=""/>
+      <w:lvlJc w:val="left"/>
+      <w:pPr>
+        <w:tabs>
+          <w:tab w:val="num" w:pos="5760"/>
+        </w:tabs>
+        <w:ind w:left="5760" w:hanging="360"/>
+      </w:pPr>
+      <w:rPr>
+        <w:rFonts w:ascii="Wingdings" w:hAnsi="Wingdings" w:hint="default"/>
+        <w:sz w:val="20"/>
+      </w:rPr>
+    </w:lvl>
+    <w:lvl w:ilvl="8" w:tentative="1">
+      <w:start w:val="1"/>
+      <w:numFmt w:val="bullet"/>
+      <w:lvlText w:val=""/>
+      <w:lvlJc w:val="left"/>
+      <w:pPr>
+        <w:tabs>
+          <w:tab w:val="num" w:pos="6480"/>
+        </w:tabs>
+        <w:ind w:left="6480" w:hanging="360"/>
+      </w:pPr>
+      <w:rPr>
+        <w:rFonts w:ascii="Wingdings" w:hAnsi="Wingdings" w:hint="default"/>
+        <w:sz w:val="20"/>
+      </w:rPr>
+    </w:lvl>
+  </w:abstractNum>
+  <w:abstractNum w:abstractNumId="16" w15:restartNumberingAfterBreak="0">
+    <w:nsid w:val="38CA65FA"/>
+    <w:multiLevelType w:val="multilevel"/>
+    <w:tmpl w:val="F942DC8A"/>
+    <w:lvl w:ilvl="0">
+      <w:start w:val="1"/>
+      <w:numFmt w:val="bullet"/>
+      <w:lvlText w:val=""/>
+      <w:lvlJc w:val="left"/>
+      <w:pPr>
+        <w:tabs>
+          <w:tab w:val="num" w:pos="720"/>
+        </w:tabs>
+        <w:ind w:left="720" w:hanging="360"/>
+      </w:pPr>
+      <w:rPr>
+        <w:rFonts w:ascii="Symbol" w:hAnsi="Symbol" w:hint="default"/>
+        <w:sz w:val="20"/>
+      </w:rPr>
+    </w:lvl>
+    <w:lvl w:ilvl="1">
+      <w:start w:val="1"/>
+      <w:numFmt w:val="bullet"/>
+      <w:lvlText w:val="o"/>
+      <w:lvlJc w:val="left"/>
+      <w:pPr>
+        <w:tabs>
+          <w:tab w:val="num" w:pos="1440"/>
+        </w:tabs>
+        <w:ind w:left="1440" w:hanging="360"/>
+      </w:pPr>
+      <w:rPr>
+        <w:rFonts w:ascii="Courier New" w:hAnsi="Courier New" w:hint="default"/>
+        <w:sz w:val="20"/>
+      </w:rPr>
+    </w:lvl>
+    <w:lvl w:ilvl="2" w:tentative="1">
+      <w:start w:val="1"/>
+      <w:numFmt w:val="bullet"/>
+      <w:lvlText w:val=""/>
+      <w:lvlJc w:val="left"/>
+      <w:pPr>
+        <w:tabs>
+          <w:tab w:val="num" w:pos="2160"/>
+        </w:tabs>
+        <w:ind w:left="2160" w:hanging="360"/>
+      </w:pPr>
+      <w:rPr>
+        <w:rFonts w:ascii="Wingdings" w:hAnsi="Wingdings" w:hint="default"/>
+        <w:sz w:val="20"/>
+      </w:rPr>
+    </w:lvl>
+    <w:lvl w:ilvl="3" w:tentative="1">
+      <w:start w:val="1"/>
+      <w:numFmt w:val="bullet"/>
+      <w:lvlText w:val=""/>
+      <w:lvlJc w:val="left"/>
+      <w:pPr>
+        <w:tabs>
+          <w:tab w:val="num" w:pos="2880"/>
+        </w:tabs>
+        <w:ind w:left="2880" w:hanging="360"/>
+      </w:pPr>
+      <w:rPr>
+        <w:rFonts w:ascii="Wingdings" w:hAnsi="Wingdings" w:hint="default"/>
+        <w:sz w:val="20"/>
+      </w:rPr>
+    </w:lvl>
+    <w:lvl w:ilvl="4" w:tentative="1">
+      <w:start w:val="1"/>
+      <w:numFmt w:val="bullet"/>
+      <w:lvlText w:val=""/>
+      <w:lvlJc w:val="left"/>
+      <w:pPr>
+        <w:tabs>
+          <w:tab w:val="num" w:pos="3600"/>
+        </w:tabs>
+        <w:ind w:left="3600" w:hanging="360"/>
+      </w:pPr>
+      <w:rPr>
+        <w:rFonts w:ascii="Wingdings" w:hAnsi="Wingdings" w:hint="default"/>
+        <w:sz w:val="20"/>
+      </w:rPr>
+    </w:lvl>
+    <w:lvl w:ilvl="5" w:tentative="1">
+      <w:start w:val="1"/>
+      <w:numFmt w:val="bullet"/>
+      <w:lvlText w:val=""/>
+      <w:lvlJc w:val="left"/>
+      <w:pPr>
+        <w:tabs>
+          <w:tab w:val="num" w:pos="4320"/>
+        </w:tabs>
+        <w:ind w:left="4320" w:hanging="360"/>
+      </w:pPr>
+      <w:rPr>
+        <w:rFonts w:ascii="Wingdings" w:hAnsi="Wingdings" w:hint="default"/>
+        <w:sz w:val="20"/>
+      </w:rPr>
+    </w:lvl>
+    <w:lvl w:ilvl="6" w:tentative="1">
+      <w:start w:val="1"/>
+      <w:numFmt w:val="bullet"/>
+      <w:lvlText w:val=""/>
+      <w:lvlJc w:val="left"/>
+      <w:pPr>
+        <w:tabs>
+          <w:tab w:val="num" w:pos="5040"/>
+        </w:tabs>
+        <w:ind w:left="5040" w:hanging="360"/>
+      </w:pPr>
+      <w:rPr>
+        <w:rFonts w:ascii="Wingdings" w:hAnsi="Wingdings" w:hint="default"/>
+        <w:sz w:val="20"/>
+      </w:rPr>
+    </w:lvl>
+    <w:lvl w:ilvl="7" w:tentative="1">
+      <w:start w:val="1"/>
+      <w:numFmt w:val="bullet"/>
+      <w:lvlText w:val=""/>
+      <w:lvlJc w:val="left"/>
+      <w:pPr>
+        <w:tabs>
+          <w:tab w:val="num" w:pos="5760"/>
+        </w:tabs>
+        <w:ind w:left="5760" w:hanging="360"/>
+      </w:pPr>
+      <w:rPr>
+        <w:rFonts w:ascii="Wingdings" w:hAnsi="Wingdings" w:hint="default"/>
+        <w:sz w:val="20"/>
+      </w:rPr>
+    </w:lvl>
+    <w:lvl w:ilvl="8" w:tentative="1">
+      <w:start w:val="1"/>
+      <w:numFmt w:val="bullet"/>
+      <w:lvlText w:val=""/>
+      <w:lvlJc w:val="left"/>
+      <w:pPr>
+        <w:tabs>
+          <w:tab w:val="num" w:pos="6480"/>
+        </w:tabs>
+        <w:ind w:left="6480" w:hanging="360"/>
+      </w:pPr>
+      <w:rPr>
+        <w:rFonts w:ascii="Wingdings" w:hAnsi="Wingdings" w:hint="default"/>
+        <w:sz w:val="20"/>
+      </w:rPr>
+    </w:lvl>
+  </w:abstractNum>
+  <w:abstractNum w:abstractNumId="17" w15:restartNumberingAfterBreak="0">
+    <w:nsid w:val="43C35555"/>
+    <w:multiLevelType w:val="multilevel"/>
+    <w:tmpl w:val="C7D6E858"/>
+    <w:lvl w:ilvl="0">
+      <w:start w:val="1"/>
+      <w:numFmt w:val="bullet"/>
+      <w:lvlText w:val=""/>
+      <w:lvlJc w:val="left"/>
+      <w:pPr>
+        <w:tabs>
+          <w:tab w:val="num" w:pos="720"/>
+        </w:tabs>
+        <w:ind w:left="720" w:hanging="360"/>
+      </w:pPr>
+      <w:rPr>
+        <w:rFonts w:ascii="Symbol" w:hAnsi="Symbol" w:hint="default"/>
+        <w:sz w:val="20"/>
+      </w:rPr>
+    </w:lvl>
+    <w:lvl w:ilvl="1" w:tentative="1">
+      <w:start w:val="1"/>
+      <w:numFmt w:val="bullet"/>
+      <w:lvlText w:val="o"/>
+      <w:lvlJc w:val="left"/>
+      <w:pPr>
+        <w:tabs>
+          <w:tab w:val="num" w:pos="1440"/>
+        </w:tabs>
+        <w:ind w:left="1440" w:hanging="360"/>
+      </w:pPr>
+      <w:rPr>
+        <w:rFonts w:ascii="Courier New" w:hAnsi="Courier New" w:hint="default"/>
+        <w:sz w:val="20"/>
+      </w:rPr>
+    </w:lvl>
+    <w:lvl w:ilvl="2" w:tentative="1">
+      <w:start w:val="1"/>
+      <w:numFmt w:val="bullet"/>
+      <w:lvlText w:val=""/>
+      <w:lvlJc w:val="left"/>
+      <w:pPr>
+        <w:tabs>
+          <w:tab w:val="num" w:pos="2160"/>
+        </w:tabs>
+        <w:ind w:left="2160" w:hanging="360"/>
+      </w:pPr>
+      <w:rPr>
+        <w:rFonts w:ascii="Wingdings" w:hAnsi="Wingdings" w:hint="default"/>
+        <w:sz w:val="20"/>
+      </w:rPr>
+    </w:lvl>
+    <w:lvl w:ilvl="3" w:tentative="1">
+      <w:start w:val="1"/>
+      <w:numFmt w:val="bullet"/>
+      <w:lvlText w:val=""/>
+      <w:lvlJc w:val="left"/>
+      <w:pPr>
+        <w:tabs>
+          <w:tab w:val="num" w:pos="2880"/>
+        </w:tabs>
+        <w:ind w:left="2880" w:hanging="360"/>
+      </w:pPr>
+      <w:rPr>
+        <w:rFonts w:ascii="Wingdings" w:hAnsi="Wingdings" w:hint="default"/>
+        <w:sz w:val="20"/>
+      </w:rPr>
+    </w:lvl>
+    <w:lvl w:ilvl="4" w:tentative="1">
+      <w:start w:val="1"/>
+      <w:numFmt w:val="bullet"/>
+      <w:lvlText w:val=""/>
+      <w:lvlJc w:val="left"/>
+      <w:pPr>
+        <w:tabs>
+          <w:tab w:val="num" w:pos="3600"/>
+        </w:tabs>
+        <w:ind w:left="3600" w:hanging="360"/>
+      </w:pPr>
+      <w:rPr>
+        <w:rFonts w:ascii="Wingdings" w:hAnsi="Wingdings" w:hint="default"/>
+        <w:sz w:val="20"/>
+      </w:rPr>
+    </w:lvl>
+    <w:lvl w:ilvl="5" w:tentative="1">
+      <w:start w:val="1"/>
+      <w:numFmt w:val="bullet"/>
+      <w:lvlText w:val=""/>
+      <w:lvlJc w:val="left"/>
+      <w:pPr>
+        <w:tabs>
+          <w:tab w:val="num" w:pos="4320"/>
+        </w:tabs>
+        <w:ind w:left="4320" w:hanging="360"/>
+      </w:pPr>
+      <w:rPr>
+        <w:rFonts w:ascii="Wingdings" w:hAnsi="Wingdings" w:hint="default"/>
+        <w:sz w:val="20"/>
+      </w:rPr>
+    </w:lvl>
+    <w:lvl w:ilvl="6" w:tentative="1">
+      <w:start w:val="1"/>
+      <w:numFmt w:val="bullet"/>
+      <w:lvlText w:val=""/>
+      <w:lvlJc w:val="left"/>
+      <w:pPr>
+        <w:tabs>
+          <w:tab w:val="num" w:pos="5040"/>
+        </w:tabs>
+        <w:ind w:left="5040" w:hanging="360"/>
+      </w:pPr>
+      <w:rPr>
+        <w:rFonts w:ascii="Wingdings" w:hAnsi="Wingdings" w:hint="default"/>
+        <w:sz w:val="20"/>
+      </w:rPr>
+    </w:lvl>
+    <w:lvl w:ilvl="7" w:tentative="1">
+      <w:start w:val="1"/>
+      <w:numFmt w:val="bullet"/>
+      <w:lvlText w:val=""/>
+      <w:lvlJc w:val="left"/>
+      <w:pPr>
+        <w:tabs>
+          <w:tab w:val="num" w:pos="5760"/>
+        </w:tabs>
+        <w:ind w:left="5760" w:hanging="360"/>
+      </w:pPr>
+      <w:rPr>
+        <w:rFonts w:ascii="Wingdings" w:hAnsi="Wingdings" w:hint="default"/>
+        <w:sz w:val="20"/>
+      </w:rPr>
+    </w:lvl>
+    <w:lvl w:ilvl="8" w:tentative="1">
+      <w:start w:val="1"/>
+      <w:numFmt w:val="bullet"/>
+      <w:lvlText w:val=""/>
+      <w:lvlJc w:val="left"/>
+      <w:pPr>
+        <w:tabs>
+          <w:tab w:val="num" w:pos="6480"/>
+        </w:tabs>
+        <w:ind w:left="6480" w:hanging="360"/>
+      </w:pPr>
+      <w:rPr>
+        <w:rFonts w:ascii="Wingdings" w:hAnsi="Wingdings" w:hint="default"/>
+        <w:sz w:val="20"/>
+      </w:rPr>
+    </w:lvl>
+  </w:abstractNum>
+  <w:abstractNum w:abstractNumId="18" w15:restartNumberingAfterBreak="0">
+    <w:nsid w:val="48F93BB0"/>
+    <w:multiLevelType w:val="multilevel"/>
+    <w:tmpl w:val="03C03566"/>
+    <w:lvl w:ilvl="0">
+      <w:start w:val="1"/>
+      <w:numFmt w:val="bullet"/>
+      <w:lvlText w:val=""/>
+      <w:lvlJc w:val="left"/>
+      <w:pPr>
+        <w:tabs>
+          <w:tab w:val="num" w:pos="720"/>
+        </w:tabs>
+        <w:ind w:left="720" w:hanging="360"/>
+      </w:pPr>
+      <w:rPr>
+        <w:rFonts w:ascii="Symbol" w:hAnsi="Symbol" w:hint="default"/>
+        <w:sz w:val="20"/>
+      </w:rPr>
+    </w:lvl>
+    <w:lvl w:ilvl="1" w:tentative="1">
+      <w:start w:val="1"/>
+      <w:numFmt w:val="bullet"/>
+      <w:lvlText w:val="o"/>
+      <w:lvlJc w:val="left"/>
+      <w:pPr>
+        <w:tabs>
+          <w:tab w:val="num" w:pos="1440"/>
+        </w:tabs>
+        <w:ind w:left="1440" w:hanging="360"/>
+      </w:pPr>
+      <w:rPr>
+        <w:rFonts w:ascii="Courier New" w:hAnsi="Courier New" w:hint="default"/>
+        <w:sz w:val="20"/>
+      </w:rPr>
+    </w:lvl>
+    <w:lvl w:ilvl="2" w:tentative="1">
+      <w:start w:val="1"/>
+      <w:numFmt w:val="bullet"/>
+      <w:lvlText w:val=""/>
+      <w:lvlJc w:val="left"/>
+      <w:pPr>
+        <w:tabs>
+          <w:tab w:val="num" w:pos="2160"/>
+        </w:tabs>
+        <w:ind w:left="2160" w:hanging="360"/>
+      </w:pPr>
+      <w:rPr>
+        <w:rFonts w:ascii="Wingdings" w:hAnsi="Wingdings" w:hint="default"/>
+        <w:sz w:val="20"/>
+      </w:rPr>
+    </w:lvl>
+    <w:lvl w:ilvl="3" w:tentative="1">
+      <w:start w:val="1"/>
+      <w:numFmt w:val="bullet"/>
+      <w:lvlText w:val=""/>
+      <w:lvlJc w:val="left"/>
+      <w:pPr>
+        <w:tabs>
+          <w:tab w:val="num" w:pos="2880"/>
+        </w:tabs>
+        <w:ind w:left="2880" w:hanging="360"/>
+      </w:pPr>
+      <w:rPr>
+        <w:rFonts w:ascii="Wingdings" w:hAnsi="Wingdings" w:hint="default"/>
+        <w:sz w:val="20"/>
+      </w:rPr>
+    </w:lvl>
+    <w:lvl w:ilvl="4" w:tentative="1">
+      <w:start w:val="1"/>
+      <w:numFmt w:val="bullet"/>
+      <w:lvlText w:val=""/>
+      <w:lvlJc w:val="left"/>
+      <w:pPr>
+        <w:tabs>
+          <w:tab w:val="num" w:pos="3600"/>
+        </w:tabs>
+        <w:ind w:left="3600" w:hanging="360"/>
+      </w:pPr>
+      <w:rPr>
+        <w:rFonts w:ascii="Wingdings" w:hAnsi="Wingdings" w:hint="default"/>
+        <w:sz w:val="20"/>
+      </w:rPr>
+    </w:lvl>
+    <w:lvl w:ilvl="5" w:tentative="1">
+      <w:start w:val="1"/>
+      <w:numFmt w:val="bullet"/>
+      <w:lvlText w:val=""/>
+      <w:lvlJc w:val="left"/>
+      <w:pPr>
+        <w:tabs>
+          <w:tab w:val="num" w:pos="4320"/>
+        </w:tabs>
+        <w:ind w:left="4320" w:hanging="360"/>
+      </w:pPr>
+      <w:rPr>
+        <w:rFonts w:ascii="Wingdings" w:hAnsi="Wingdings" w:hint="default"/>
+        <w:sz w:val="20"/>
+      </w:rPr>
+    </w:lvl>
+    <w:lvl w:ilvl="6" w:tentative="1">
+      <w:start w:val="1"/>
+      <w:numFmt w:val="bullet"/>
+      <w:lvlText w:val=""/>
+      <w:lvlJc w:val="left"/>
+      <w:pPr>
+        <w:tabs>
+          <w:tab w:val="num" w:pos="5040"/>
+        </w:tabs>
+        <w:ind w:left="5040" w:hanging="360"/>
+      </w:pPr>
+      <w:rPr>
+        <w:rFonts w:ascii="Wingdings" w:hAnsi="Wingdings" w:hint="default"/>
+        <w:sz w:val="20"/>
+      </w:rPr>
+    </w:lvl>
+    <w:lvl w:ilvl="7" w:tentative="1">
+      <w:start w:val="1"/>
+      <w:numFmt w:val="bullet"/>
+      <w:lvlText w:val=""/>
+      <w:lvlJc w:val="left"/>
+      <w:pPr>
+        <w:tabs>
+          <w:tab w:val="num" w:pos="5760"/>
+        </w:tabs>
+        <w:ind w:left="5760" w:hanging="360"/>
+      </w:pPr>
+      <w:rPr>
+        <w:rFonts w:ascii="Wingdings" w:hAnsi="Wingdings" w:hint="default"/>
+        <w:sz w:val="20"/>
+      </w:rPr>
+    </w:lvl>
+    <w:lvl w:ilvl="8" w:tentative="1">
+      <w:start w:val="1"/>
+      <w:numFmt w:val="bullet"/>
+      <w:lvlText w:val=""/>
+      <w:lvlJc w:val="left"/>
+      <w:pPr>
+        <w:tabs>
+          <w:tab w:val="num" w:pos="6480"/>
+        </w:tabs>
+        <w:ind w:left="6480" w:hanging="360"/>
+      </w:pPr>
+      <w:rPr>
+        <w:rFonts w:ascii="Wingdings" w:hAnsi="Wingdings" w:hint="default"/>
+        <w:sz w:val="20"/>
+      </w:rPr>
+    </w:lvl>
+  </w:abstractNum>
+  <w:abstractNum w:abstractNumId="19" w15:restartNumberingAfterBreak="0">
     <w:nsid w:val="4CFB70AA"/>
     <w:multiLevelType w:val="multilevel"/>
     <w:tmpl w:val="D9AC460A"/>
@@ -5530,7 +8671,156 @@
       </w:rPr>
     </w:lvl>
   </w:abstractNum>
-  <w:abstractNum w:abstractNumId="8" w15:restartNumberingAfterBreak="0">
+  <w:abstractNum w:abstractNumId="20" w15:restartNumberingAfterBreak="0">
+    <w:nsid w:val="52F426A2"/>
+    <w:multiLevelType w:val="multilevel"/>
+    <w:tmpl w:val="A2EA9C74"/>
+    <w:lvl w:ilvl="0">
+      <w:start w:val="1"/>
+      <w:numFmt w:val="bullet"/>
+      <w:lvlText w:val=""/>
+      <w:lvlJc w:val="left"/>
+      <w:pPr>
+        <w:tabs>
+          <w:tab w:val="num" w:pos="720"/>
+        </w:tabs>
+        <w:ind w:left="720" w:hanging="360"/>
+      </w:pPr>
+      <w:rPr>
+        <w:rFonts w:ascii="Symbol" w:hAnsi="Symbol" w:hint="default"/>
+        <w:sz w:val="20"/>
+      </w:rPr>
+    </w:lvl>
+    <w:lvl w:ilvl="1" w:tentative="1">
+      <w:start w:val="1"/>
+      <w:numFmt w:val="bullet"/>
+      <w:lvlText w:val="o"/>
+      <w:lvlJc w:val="left"/>
+      <w:pPr>
+        <w:tabs>
+          <w:tab w:val="num" w:pos="1440"/>
+        </w:tabs>
+        <w:ind w:left="1440" w:hanging="360"/>
+      </w:pPr>
+      <w:rPr>
+        <w:rFonts w:ascii="Courier New" w:hAnsi="Courier New" w:hint="default"/>
+        <w:sz w:val="20"/>
+      </w:rPr>
+    </w:lvl>
+    <w:lvl w:ilvl="2" w:tentative="1">
+      <w:start w:val="1"/>
+      <w:numFmt w:val="bullet"/>
+      <w:lvlText w:val=""/>
+      <w:lvlJc w:val="left"/>
+      <w:pPr>
+        <w:tabs>
+          <w:tab w:val="num" w:pos="2160"/>
+        </w:tabs>
+        <w:ind w:left="2160" w:hanging="360"/>
+      </w:pPr>
+      <w:rPr>
+        <w:rFonts w:ascii="Wingdings" w:hAnsi="Wingdings" w:hint="default"/>
+        <w:sz w:val="20"/>
+      </w:rPr>
+    </w:lvl>
+    <w:lvl w:ilvl="3" w:tentative="1">
+      <w:start w:val="1"/>
+      <w:numFmt w:val="bullet"/>
+      <w:lvlText w:val=""/>
+      <w:lvlJc w:val="left"/>
+      <w:pPr>
+        <w:tabs>
+          <w:tab w:val="num" w:pos="2880"/>
+        </w:tabs>
+        <w:ind w:left="2880" w:hanging="360"/>
+      </w:pPr>
+      <w:rPr>
+        <w:rFonts w:ascii="Wingdings" w:hAnsi="Wingdings" w:hint="default"/>
+        <w:sz w:val="20"/>
+      </w:rPr>
+    </w:lvl>
+    <w:lvl w:ilvl="4" w:tentative="1">
+      <w:start w:val="1"/>
+      <w:numFmt w:val="bullet"/>
+      <w:lvlText w:val=""/>
+      <w:lvlJc w:val="left"/>
+      <w:pPr>
+        <w:tabs>
+          <w:tab w:val="num" w:pos="3600"/>
+        </w:tabs>
+        <w:ind w:left="3600" w:hanging="360"/>
+      </w:pPr>
+      <w:rPr>
+        <w:rFonts w:ascii="Wingdings" w:hAnsi="Wingdings" w:hint="default"/>
+        <w:sz w:val="20"/>
+      </w:rPr>
+    </w:lvl>
+    <w:lvl w:ilvl="5" w:tentative="1">
+      <w:start w:val="1"/>
+      <w:numFmt w:val="bullet"/>
+      <w:lvlText w:val=""/>
+      <w:lvlJc w:val="left"/>
+      <w:pPr>
+        <w:tabs>
+          <w:tab w:val="num" w:pos="4320"/>
+        </w:tabs>
+        <w:ind w:left="4320" w:hanging="360"/>
+      </w:pPr>
+      <w:rPr>
+        <w:rFonts w:ascii="Wingdings" w:hAnsi="Wingdings" w:hint="default"/>
+        <w:sz w:val="20"/>
+      </w:rPr>
+    </w:lvl>
+    <w:lvl w:ilvl="6" w:tentative="1">
+      <w:start w:val="1"/>
+      <w:numFmt w:val="bullet"/>
+      <w:lvlText w:val=""/>
+      <w:lvlJc w:val="left"/>
+      <w:pPr>
+        <w:tabs>
+          <w:tab w:val="num" w:pos="5040"/>
+        </w:tabs>
+        <w:ind w:left="5040" w:hanging="360"/>
+      </w:pPr>
+      <w:rPr>
+        <w:rFonts w:ascii="Wingdings" w:hAnsi="Wingdings" w:hint="default"/>
+        <w:sz w:val="20"/>
+      </w:rPr>
+    </w:lvl>
+    <w:lvl w:ilvl="7" w:tentative="1">
+      <w:start w:val="1"/>
+      <w:numFmt w:val="bullet"/>
+      <w:lvlText w:val=""/>
+      <w:lvlJc w:val="left"/>
+      <w:pPr>
+        <w:tabs>
+          <w:tab w:val="num" w:pos="5760"/>
+        </w:tabs>
+        <w:ind w:left="5760" w:hanging="360"/>
+      </w:pPr>
+      <w:rPr>
+        <w:rFonts w:ascii="Wingdings" w:hAnsi="Wingdings" w:hint="default"/>
+        <w:sz w:val="20"/>
+      </w:rPr>
+    </w:lvl>
+    <w:lvl w:ilvl="8" w:tentative="1">
+      <w:start w:val="1"/>
+      <w:numFmt w:val="bullet"/>
+      <w:lvlText w:val=""/>
+      <w:lvlJc w:val="left"/>
+      <w:pPr>
+        <w:tabs>
+          <w:tab w:val="num" w:pos="6480"/>
+        </w:tabs>
+        <w:ind w:left="6480" w:hanging="360"/>
+      </w:pPr>
+      <w:rPr>
+        <w:rFonts w:ascii="Wingdings" w:hAnsi="Wingdings" w:hint="default"/>
+        <w:sz w:val="20"/>
+      </w:rPr>
+    </w:lvl>
+  </w:abstractNum>
+  <w:abstractNum w:abstractNumId="21" w15:restartNumberingAfterBreak="0">
     <w:nsid w:val="579F359F"/>
     <w:multiLevelType w:val="multilevel"/>
     <w:tmpl w:val="C99CE3F8"/>
@@ -5679,7 +8969,120 @@
       </w:rPr>
     </w:lvl>
   </w:abstractNum>
-  <w:abstractNum w:abstractNumId="9" w15:restartNumberingAfterBreak="0">
+  <w:abstractNum w:abstractNumId="22" w15:restartNumberingAfterBreak="0">
+    <w:nsid w:val="5AC802D5"/>
+    <w:multiLevelType w:val="multilevel"/>
+    <w:tmpl w:val="94D4F20A"/>
+    <w:lvl w:ilvl="0">
+      <w:start w:val="1"/>
+      <w:numFmt w:val="decimal"/>
+      <w:lvlText w:val="%1."/>
+      <w:lvlJc w:val="left"/>
+      <w:pPr>
+        <w:tabs>
+          <w:tab w:val="num" w:pos="720"/>
+        </w:tabs>
+        <w:ind w:left="720" w:hanging="360"/>
+      </w:pPr>
+    </w:lvl>
+    <w:lvl w:ilvl="1" w:tentative="1">
+      <w:start w:val="1"/>
+      <w:numFmt w:val="decimal"/>
+      <w:lvlText w:val="%2."/>
+      <w:lvlJc w:val="left"/>
+      <w:pPr>
+        <w:tabs>
+          <w:tab w:val="num" w:pos="1440"/>
+        </w:tabs>
+        <w:ind w:left="1440" w:hanging="360"/>
+      </w:pPr>
+    </w:lvl>
+    <w:lvl w:ilvl="2" w:tentative="1">
+      <w:start w:val="1"/>
+      <w:numFmt w:val="decimal"/>
+      <w:lvlText w:val="%3."/>
+      <w:lvlJc w:val="left"/>
+      <w:pPr>
+        <w:tabs>
+          <w:tab w:val="num" w:pos="2160"/>
+        </w:tabs>
+        <w:ind w:left="2160" w:hanging="360"/>
+      </w:pPr>
+    </w:lvl>
+    <w:lvl w:ilvl="3" w:tentative="1">
+      <w:start w:val="1"/>
+      <w:numFmt w:val="decimal"/>
+      <w:lvlText w:val="%4."/>
+      <w:lvlJc w:val="left"/>
+      <w:pPr>
+        <w:tabs>
+          <w:tab w:val="num" w:pos="2880"/>
+        </w:tabs>
+        <w:ind w:left="2880" w:hanging="360"/>
+      </w:pPr>
+    </w:lvl>
+    <w:lvl w:ilvl="4" w:tentative="1">
+      <w:start w:val="1"/>
+      <w:numFmt w:val="decimal"/>
+      <w:lvlText w:val="%5."/>
+      <w:lvlJc w:val="left"/>
+      <w:pPr>
+        <w:tabs>
+          <w:tab w:val="num" w:pos="3600"/>
+        </w:tabs>
+        <w:ind w:left="3600" w:hanging="360"/>
+      </w:pPr>
+    </w:lvl>
+    <w:lvl w:ilvl="5" w:tentative="1">
+      <w:start w:val="1"/>
+      <w:numFmt w:val="decimal"/>
+      <w:lvlText w:val="%6."/>
+      <w:lvlJc w:val="left"/>
+      <w:pPr>
+        <w:tabs>
+          <w:tab w:val="num" w:pos="4320"/>
+        </w:tabs>
+        <w:ind w:left="4320" w:hanging="360"/>
+      </w:pPr>
+    </w:lvl>
+    <w:lvl w:ilvl="6" w:tentative="1">
+      <w:start w:val="1"/>
+      <w:numFmt w:val="decimal"/>
+      <w:lvlText w:val="%7."/>
+      <w:lvlJc w:val="left"/>
+      <w:pPr>
+        <w:tabs>
+          <w:tab w:val="num" w:pos="5040"/>
+        </w:tabs>
+        <w:ind w:left="5040" w:hanging="360"/>
+      </w:pPr>
+    </w:lvl>
+    <w:lvl w:ilvl="7" w:tentative="1">
+      <w:start w:val="1"/>
+      <w:numFmt w:val="decimal"/>
+      <w:lvlText w:val="%8."/>
+      <w:lvlJc w:val="left"/>
+      <w:pPr>
+        <w:tabs>
+          <w:tab w:val="num" w:pos="5760"/>
+        </w:tabs>
+        <w:ind w:left="5760" w:hanging="360"/>
+      </w:pPr>
+    </w:lvl>
+    <w:lvl w:ilvl="8" w:tentative="1">
+      <w:start w:val="1"/>
+      <w:numFmt w:val="decimal"/>
+      <w:lvlText w:val="%9."/>
+      <w:lvlJc w:val="left"/>
+      <w:pPr>
+        <w:tabs>
+          <w:tab w:val="num" w:pos="6480"/>
+        </w:tabs>
+        <w:ind w:left="6480" w:hanging="360"/>
+      </w:pPr>
+    </w:lvl>
+  </w:abstractNum>
+  <w:abstractNum w:abstractNumId="23" w15:restartNumberingAfterBreak="0">
     <w:nsid w:val="5DDE500D"/>
     <w:multiLevelType w:val="multilevel"/>
     <w:tmpl w:val="7B281D90"/>
@@ -5828,7 +9231,7 @@
       </w:rPr>
     </w:lvl>
   </w:abstractNum>
-  <w:abstractNum w:abstractNumId="10" w15:restartNumberingAfterBreak="0">
+  <w:abstractNum w:abstractNumId="24" w15:restartNumberingAfterBreak="0">
     <w:nsid w:val="60F15073"/>
     <w:multiLevelType w:val="multilevel"/>
     <w:tmpl w:val="343AE546"/>
@@ -5977,7 +9380,7 @@
       </w:rPr>
     </w:lvl>
   </w:abstractNum>
-  <w:abstractNum w:abstractNumId="11" w15:restartNumberingAfterBreak="0">
+  <w:abstractNum w:abstractNumId="25" w15:restartNumberingAfterBreak="0">
     <w:nsid w:val="62AA5EF4"/>
     <w:multiLevelType w:val="multilevel"/>
     <w:tmpl w:val="FC9469C4"/>
@@ -6126,7 +9529,716 @@
       </w:rPr>
     </w:lvl>
   </w:abstractNum>
-  <w:abstractNum w:abstractNumId="12" w15:restartNumberingAfterBreak="0">
+  <w:abstractNum w:abstractNumId="26" w15:restartNumberingAfterBreak="0">
+    <w:nsid w:val="64EF73D3"/>
+    <w:multiLevelType w:val="multilevel"/>
+    <w:tmpl w:val="64F2FCF4"/>
+    <w:lvl w:ilvl="0">
+      <w:start w:val="1"/>
+      <w:numFmt w:val="bullet"/>
+      <w:lvlText w:val=""/>
+      <w:lvlJc w:val="left"/>
+      <w:pPr>
+        <w:tabs>
+          <w:tab w:val="num" w:pos="720"/>
+        </w:tabs>
+        <w:ind w:left="720" w:hanging="360"/>
+      </w:pPr>
+      <w:rPr>
+        <w:rFonts w:ascii="Symbol" w:hAnsi="Symbol" w:hint="default"/>
+        <w:sz w:val="20"/>
+      </w:rPr>
+    </w:lvl>
+    <w:lvl w:ilvl="1" w:tentative="1">
+      <w:start w:val="1"/>
+      <w:numFmt w:val="bullet"/>
+      <w:lvlText w:val="o"/>
+      <w:lvlJc w:val="left"/>
+      <w:pPr>
+        <w:tabs>
+          <w:tab w:val="num" w:pos="1440"/>
+        </w:tabs>
+        <w:ind w:left="1440" w:hanging="360"/>
+      </w:pPr>
+      <w:rPr>
+        <w:rFonts w:ascii="Courier New" w:hAnsi="Courier New" w:hint="default"/>
+        <w:sz w:val="20"/>
+      </w:rPr>
+    </w:lvl>
+    <w:lvl w:ilvl="2" w:tentative="1">
+      <w:start w:val="1"/>
+      <w:numFmt w:val="bullet"/>
+      <w:lvlText w:val=""/>
+      <w:lvlJc w:val="left"/>
+      <w:pPr>
+        <w:tabs>
+          <w:tab w:val="num" w:pos="2160"/>
+        </w:tabs>
+        <w:ind w:left="2160" w:hanging="360"/>
+      </w:pPr>
+      <w:rPr>
+        <w:rFonts w:ascii="Wingdings" w:hAnsi="Wingdings" w:hint="default"/>
+        <w:sz w:val="20"/>
+      </w:rPr>
+    </w:lvl>
+    <w:lvl w:ilvl="3" w:tentative="1">
+      <w:start w:val="1"/>
+      <w:numFmt w:val="bullet"/>
+      <w:lvlText w:val=""/>
+      <w:lvlJc w:val="left"/>
+      <w:pPr>
+        <w:tabs>
+          <w:tab w:val="num" w:pos="2880"/>
+        </w:tabs>
+        <w:ind w:left="2880" w:hanging="360"/>
+      </w:pPr>
+      <w:rPr>
+        <w:rFonts w:ascii="Wingdings" w:hAnsi="Wingdings" w:hint="default"/>
+        <w:sz w:val="20"/>
+      </w:rPr>
+    </w:lvl>
+    <w:lvl w:ilvl="4" w:tentative="1">
+      <w:start w:val="1"/>
+      <w:numFmt w:val="bullet"/>
+      <w:lvlText w:val=""/>
+      <w:lvlJc w:val="left"/>
+      <w:pPr>
+        <w:tabs>
+          <w:tab w:val="num" w:pos="3600"/>
+        </w:tabs>
+        <w:ind w:left="3600" w:hanging="360"/>
+      </w:pPr>
+      <w:rPr>
+        <w:rFonts w:ascii="Wingdings" w:hAnsi="Wingdings" w:hint="default"/>
+        <w:sz w:val="20"/>
+      </w:rPr>
+    </w:lvl>
+    <w:lvl w:ilvl="5" w:tentative="1">
+      <w:start w:val="1"/>
+      <w:numFmt w:val="bullet"/>
+      <w:lvlText w:val=""/>
+      <w:lvlJc w:val="left"/>
+      <w:pPr>
+        <w:tabs>
+          <w:tab w:val="num" w:pos="4320"/>
+        </w:tabs>
+        <w:ind w:left="4320" w:hanging="360"/>
+      </w:pPr>
+      <w:rPr>
+        <w:rFonts w:ascii="Wingdings" w:hAnsi="Wingdings" w:hint="default"/>
+        <w:sz w:val="20"/>
+      </w:rPr>
+    </w:lvl>
+    <w:lvl w:ilvl="6" w:tentative="1">
+      <w:start w:val="1"/>
+      <w:numFmt w:val="bullet"/>
+      <w:lvlText w:val=""/>
+      <w:lvlJc w:val="left"/>
+      <w:pPr>
+        <w:tabs>
+          <w:tab w:val="num" w:pos="5040"/>
+        </w:tabs>
+        <w:ind w:left="5040" w:hanging="360"/>
+      </w:pPr>
+      <w:rPr>
+        <w:rFonts w:ascii="Wingdings" w:hAnsi="Wingdings" w:hint="default"/>
+        <w:sz w:val="20"/>
+      </w:rPr>
+    </w:lvl>
+    <w:lvl w:ilvl="7" w:tentative="1">
+      <w:start w:val="1"/>
+      <w:numFmt w:val="bullet"/>
+      <w:lvlText w:val=""/>
+      <w:lvlJc w:val="left"/>
+      <w:pPr>
+        <w:tabs>
+          <w:tab w:val="num" w:pos="5760"/>
+        </w:tabs>
+        <w:ind w:left="5760" w:hanging="360"/>
+      </w:pPr>
+      <w:rPr>
+        <w:rFonts w:ascii="Wingdings" w:hAnsi="Wingdings" w:hint="default"/>
+        <w:sz w:val="20"/>
+      </w:rPr>
+    </w:lvl>
+    <w:lvl w:ilvl="8" w:tentative="1">
+      <w:start w:val="1"/>
+      <w:numFmt w:val="bullet"/>
+      <w:lvlText w:val=""/>
+      <w:lvlJc w:val="left"/>
+      <w:pPr>
+        <w:tabs>
+          <w:tab w:val="num" w:pos="6480"/>
+        </w:tabs>
+        <w:ind w:left="6480" w:hanging="360"/>
+      </w:pPr>
+      <w:rPr>
+        <w:rFonts w:ascii="Wingdings" w:hAnsi="Wingdings" w:hint="default"/>
+        <w:sz w:val="20"/>
+      </w:rPr>
+    </w:lvl>
+  </w:abstractNum>
+  <w:abstractNum w:abstractNumId="27" w15:restartNumberingAfterBreak="0">
+    <w:nsid w:val="657F7A2E"/>
+    <w:multiLevelType w:val="multilevel"/>
+    <w:tmpl w:val="32122F76"/>
+    <w:lvl w:ilvl="0">
+      <w:start w:val="1"/>
+      <w:numFmt w:val="bullet"/>
+      <w:lvlText w:val=""/>
+      <w:lvlJc w:val="left"/>
+      <w:pPr>
+        <w:tabs>
+          <w:tab w:val="num" w:pos="720"/>
+        </w:tabs>
+        <w:ind w:left="720" w:hanging="360"/>
+      </w:pPr>
+      <w:rPr>
+        <w:rFonts w:ascii="Symbol" w:hAnsi="Symbol" w:hint="default"/>
+        <w:sz w:val="20"/>
+      </w:rPr>
+    </w:lvl>
+    <w:lvl w:ilvl="1" w:tentative="1">
+      <w:start w:val="1"/>
+      <w:numFmt w:val="bullet"/>
+      <w:lvlText w:val="o"/>
+      <w:lvlJc w:val="left"/>
+      <w:pPr>
+        <w:tabs>
+          <w:tab w:val="num" w:pos="1440"/>
+        </w:tabs>
+        <w:ind w:left="1440" w:hanging="360"/>
+      </w:pPr>
+      <w:rPr>
+        <w:rFonts w:ascii="Courier New" w:hAnsi="Courier New" w:hint="default"/>
+        <w:sz w:val="20"/>
+      </w:rPr>
+    </w:lvl>
+    <w:lvl w:ilvl="2" w:tentative="1">
+      <w:start w:val="1"/>
+      <w:numFmt w:val="bullet"/>
+      <w:lvlText w:val=""/>
+      <w:lvlJc w:val="left"/>
+      <w:pPr>
+        <w:tabs>
+          <w:tab w:val="num" w:pos="2160"/>
+        </w:tabs>
+        <w:ind w:left="2160" w:hanging="360"/>
+      </w:pPr>
+      <w:rPr>
+        <w:rFonts w:ascii="Wingdings" w:hAnsi="Wingdings" w:hint="default"/>
+        <w:sz w:val="20"/>
+      </w:rPr>
+    </w:lvl>
+    <w:lvl w:ilvl="3" w:tentative="1">
+      <w:start w:val="1"/>
+      <w:numFmt w:val="bullet"/>
+      <w:lvlText w:val=""/>
+      <w:lvlJc w:val="left"/>
+      <w:pPr>
+        <w:tabs>
+          <w:tab w:val="num" w:pos="2880"/>
+        </w:tabs>
+        <w:ind w:left="2880" w:hanging="360"/>
+      </w:pPr>
+      <w:rPr>
+        <w:rFonts w:ascii="Wingdings" w:hAnsi="Wingdings" w:hint="default"/>
+        <w:sz w:val="20"/>
+      </w:rPr>
+    </w:lvl>
+    <w:lvl w:ilvl="4" w:tentative="1">
+      <w:start w:val="1"/>
+      <w:numFmt w:val="bullet"/>
+      <w:lvlText w:val=""/>
+      <w:lvlJc w:val="left"/>
+      <w:pPr>
+        <w:tabs>
+          <w:tab w:val="num" w:pos="3600"/>
+        </w:tabs>
+        <w:ind w:left="3600" w:hanging="360"/>
+      </w:pPr>
+      <w:rPr>
+        <w:rFonts w:ascii="Wingdings" w:hAnsi="Wingdings" w:hint="default"/>
+        <w:sz w:val="20"/>
+      </w:rPr>
+    </w:lvl>
+    <w:lvl w:ilvl="5" w:tentative="1">
+      <w:start w:val="1"/>
+      <w:numFmt w:val="bullet"/>
+      <w:lvlText w:val=""/>
+      <w:lvlJc w:val="left"/>
+      <w:pPr>
+        <w:tabs>
+          <w:tab w:val="num" w:pos="4320"/>
+        </w:tabs>
+        <w:ind w:left="4320" w:hanging="360"/>
+      </w:pPr>
+      <w:rPr>
+        <w:rFonts w:ascii="Wingdings" w:hAnsi="Wingdings" w:hint="default"/>
+        <w:sz w:val="20"/>
+      </w:rPr>
+    </w:lvl>
+    <w:lvl w:ilvl="6" w:tentative="1">
+      <w:start w:val="1"/>
+      <w:numFmt w:val="bullet"/>
+      <w:lvlText w:val=""/>
+      <w:lvlJc w:val="left"/>
+      <w:pPr>
+        <w:tabs>
+          <w:tab w:val="num" w:pos="5040"/>
+        </w:tabs>
+        <w:ind w:left="5040" w:hanging="360"/>
+      </w:pPr>
+      <w:rPr>
+        <w:rFonts w:ascii="Wingdings" w:hAnsi="Wingdings" w:hint="default"/>
+        <w:sz w:val="20"/>
+      </w:rPr>
+    </w:lvl>
+    <w:lvl w:ilvl="7" w:tentative="1">
+      <w:start w:val="1"/>
+      <w:numFmt w:val="bullet"/>
+      <w:lvlText w:val=""/>
+      <w:lvlJc w:val="left"/>
+      <w:pPr>
+        <w:tabs>
+          <w:tab w:val="num" w:pos="5760"/>
+        </w:tabs>
+        <w:ind w:left="5760" w:hanging="360"/>
+      </w:pPr>
+      <w:rPr>
+        <w:rFonts w:ascii="Wingdings" w:hAnsi="Wingdings" w:hint="default"/>
+        <w:sz w:val="20"/>
+      </w:rPr>
+    </w:lvl>
+    <w:lvl w:ilvl="8" w:tentative="1">
+      <w:start w:val="1"/>
+      <w:numFmt w:val="bullet"/>
+      <w:lvlText w:val=""/>
+      <w:lvlJc w:val="left"/>
+      <w:pPr>
+        <w:tabs>
+          <w:tab w:val="num" w:pos="6480"/>
+        </w:tabs>
+        <w:ind w:left="6480" w:hanging="360"/>
+      </w:pPr>
+      <w:rPr>
+        <w:rFonts w:ascii="Wingdings" w:hAnsi="Wingdings" w:hint="default"/>
+        <w:sz w:val="20"/>
+      </w:rPr>
+    </w:lvl>
+  </w:abstractNum>
+  <w:abstractNum w:abstractNumId="28" w15:restartNumberingAfterBreak="0">
+    <w:nsid w:val="74441ED6"/>
+    <w:multiLevelType w:val="multilevel"/>
+    <w:tmpl w:val="42D08E34"/>
+    <w:lvl w:ilvl="0">
+      <w:start w:val="1"/>
+      <w:numFmt w:val="bullet"/>
+      <w:lvlText w:val=""/>
+      <w:lvlJc w:val="left"/>
+      <w:pPr>
+        <w:tabs>
+          <w:tab w:val="num" w:pos="720"/>
+        </w:tabs>
+        <w:ind w:left="720" w:hanging="360"/>
+      </w:pPr>
+      <w:rPr>
+        <w:rFonts w:ascii="Symbol" w:hAnsi="Symbol" w:hint="default"/>
+        <w:sz w:val="20"/>
+      </w:rPr>
+    </w:lvl>
+    <w:lvl w:ilvl="1" w:tentative="1">
+      <w:start w:val="1"/>
+      <w:numFmt w:val="bullet"/>
+      <w:lvlText w:val="o"/>
+      <w:lvlJc w:val="left"/>
+      <w:pPr>
+        <w:tabs>
+          <w:tab w:val="num" w:pos="1440"/>
+        </w:tabs>
+        <w:ind w:left="1440" w:hanging="360"/>
+      </w:pPr>
+      <w:rPr>
+        <w:rFonts w:ascii="Courier New" w:hAnsi="Courier New" w:hint="default"/>
+        <w:sz w:val="20"/>
+      </w:rPr>
+    </w:lvl>
+    <w:lvl w:ilvl="2" w:tentative="1">
+      <w:start w:val="1"/>
+      <w:numFmt w:val="bullet"/>
+      <w:lvlText w:val=""/>
+      <w:lvlJc w:val="left"/>
+      <w:pPr>
+        <w:tabs>
+          <w:tab w:val="num" w:pos="2160"/>
+        </w:tabs>
+        <w:ind w:left="2160" w:hanging="360"/>
+      </w:pPr>
+      <w:rPr>
+        <w:rFonts w:ascii="Wingdings" w:hAnsi="Wingdings" w:hint="default"/>
+        <w:sz w:val="20"/>
+      </w:rPr>
+    </w:lvl>
+    <w:lvl w:ilvl="3" w:tentative="1">
+      <w:start w:val="1"/>
+      <w:numFmt w:val="bullet"/>
+      <w:lvlText w:val=""/>
+      <w:lvlJc w:val="left"/>
+      <w:pPr>
+        <w:tabs>
+          <w:tab w:val="num" w:pos="2880"/>
+        </w:tabs>
+        <w:ind w:left="2880" w:hanging="360"/>
+      </w:pPr>
+      <w:rPr>
+        <w:rFonts w:ascii="Wingdings" w:hAnsi="Wingdings" w:hint="default"/>
+        <w:sz w:val="20"/>
+      </w:rPr>
+    </w:lvl>
+    <w:lvl w:ilvl="4" w:tentative="1">
+      <w:start w:val="1"/>
+      <w:numFmt w:val="bullet"/>
+      <w:lvlText w:val=""/>
+      <w:lvlJc w:val="left"/>
+      <w:pPr>
+        <w:tabs>
+          <w:tab w:val="num" w:pos="3600"/>
+        </w:tabs>
+        <w:ind w:left="3600" w:hanging="360"/>
+      </w:pPr>
+      <w:rPr>
+        <w:rFonts w:ascii="Wingdings" w:hAnsi="Wingdings" w:hint="default"/>
+        <w:sz w:val="20"/>
+      </w:rPr>
+    </w:lvl>
+    <w:lvl w:ilvl="5" w:tentative="1">
+      <w:start w:val="1"/>
+      <w:numFmt w:val="bullet"/>
+      <w:lvlText w:val=""/>
+      <w:lvlJc w:val="left"/>
+      <w:pPr>
+        <w:tabs>
+          <w:tab w:val="num" w:pos="4320"/>
+        </w:tabs>
+        <w:ind w:left="4320" w:hanging="360"/>
+      </w:pPr>
+      <w:rPr>
+        <w:rFonts w:ascii="Wingdings" w:hAnsi="Wingdings" w:hint="default"/>
+        <w:sz w:val="20"/>
+      </w:rPr>
+    </w:lvl>
+    <w:lvl w:ilvl="6" w:tentative="1">
+      <w:start w:val="1"/>
+      <w:numFmt w:val="bullet"/>
+      <w:lvlText w:val=""/>
+      <w:lvlJc w:val="left"/>
+      <w:pPr>
+        <w:tabs>
+          <w:tab w:val="num" w:pos="5040"/>
+        </w:tabs>
+        <w:ind w:left="5040" w:hanging="360"/>
+      </w:pPr>
+      <w:rPr>
+        <w:rFonts w:ascii="Wingdings" w:hAnsi="Wingdings" w:hint="default"/>
+        <w:sz w:val="20"/>
+      </w:rPr>
+    </w:lvl>
+    <w:lvl w:ilvl="7" w:tentative="1">
+      <w:start w:val="1"/>
+      <w:numFmt w:val="bullet"/>
+      <w:lvlText w:val=""/>
+      <w:lvlJc w:val="left"/>
+      <w:pPr>
+        <w:tabs>
+          <w:tab w:val="num" w:pos="5760"/>
+        </w:tabs>
+        <w:ind w:left="5760" w:hanging="360"/>
+      </w:pPr>
+      <w:rPr>
+        <w:rFonts w:ascii="Wingdings" w:hAnsi="Wingdings" w:hint="default"/>
+        <w:sz w:val="20"/>
+      </w:rPr>
+    </w:lvl>
+    <w:lvl w:ilvl="8" w:tentative="1">
+      <w:start w:val="1"/>
+      <w:numFmt w:val="bullet"/>
+      <w:lvlText w:val=""/>
+      <w:lvlJc w:val="left"/>
+      <w:pPr>
+        <w:tabs>
+          <w:tab w:val="num" w:pos="6480"/>
+        </w:tabs>
+        <w:ind w:left="6480" w:hanging="360"/>
+      </w:pPr>
+      <w:rPr>
+        <w:rFonts w:ascii="Wingdings" w:hAnsi="Wingdings" w:hint="default"/>
+        <w:sz w:val="20"/>
+      </w:rPr>
+    </w:lvl>
+  </w:abstractNum>
+  <w:abstractNum w:abstractNumId="29" w15:restartNumberingAfterBreak="0">
+    <w:nsid w:val="787D2B9D"/>
+    <w:multiLevelType w:val="multilevel"/>
+    <w:tmpl w:val="E66A121E"/>
+    <w:lvl w:ilvl="0">
+      <w:start w:val="1"/>
+      <w:numFmt w:val="bullet"/>
+      <w:lvlText w:val=""/>
+      <w:lvlJc w:val="left"/>
+      <w:pPr>
+        <w:tabs>
+          <w:tab w:val="num" w:pos="720"/>
+        </w:tabs>
+        <w:ind w:left="720" w:hanging="360"/>
+      </w:pPr>
+      <w:rPr>
+        <w:rFonts w:ascii="Symbol" w:hAnsi="Symbol" w:hint="default"/>
+        <w:sz w:val="20"/>
+      </w:rPr>
+    </w:lvl>
+    <w:lvl w:ilvl="1" w:tentative="1">
+      <w:start w:val="1"/>
+      <w:numFmt w:val="bullet"/>
+      <w:lvlText w:val="o"/>
+      <w:lvlJc w:val="left"/>
+      <w:pPr>
+        <w:tabs>
+          <w:tab w:val="num" w:pos="1440"/>
+        </w:tabs>
+        <w:ind w:left="1440" w:hanging="360"/>
+      </w:pPr>
+      <w:rPr>
+        <w:rFonts w:ascii="Courier New" w:hAnsi="Courier New" w:hint="default"/>
+        <w:sz w:val="20"/>
+      </w:rPr>
+    </w:lvl>
+    <w:lvl w:ilvl="2" w:tentative="1">
+      <w:start w:val="1"/>
+      <w:numFmt w:val="bullet"/>
+      <w:lvlText w:val=""/>
+      <w:lvlJc w:val="left"/>
+      <w:pPr>
+        <w:tabs>
+          <w:tab w:val="num" w:pos="2160"/>
+        </w:tabs>
+        <w:ind w:left="2160" w:hanging="360"/>
+      </w:pPr>
+      <w:rPr>
+        <w:rFonts w:ascii="Wingdings" w:hAnsi="Wingdings" w:hint="default"/>
+        <w:sz w:val="20"/>
+      </w:rPr>
+    </w:lvl>
+    <w:lvl w:ilvl="3" w:tentative="1">
+      <w:start w:val="1"/>
+      <w:numFmt w:val="bullet"/>
+      <w:lvlText w:val=""/>
+      <w:lvlJc w:val="left"/>
+      <w:pPr>
+        <w:tabs>
+          <w:tab w:val="num" w:pos="2880"/>
+        </w:tabs>
+        <w:ind w:left="2880" w:hanging="360"/>
+      </w:pPr>
+      <w:rPr>
+        <w:rFonts w:ascii="Wingdings" w:hAnsi="Wingdings" w:hint="default"/>
+        <w:sz w:val="20"/>
+      </w:rPr>
+    </w:lvl>
+    <w:lvl w:ilvl="4" w:tentative="1">
+      <w:start w:val="1"/>
+      <w:numFmt w:val="bullet"/>
+      <w:lvlText w:val=""/>
+      <w:lvlJc w:val="left"/>
+      <w:pPr>
+        <w:tabs>
+          <w:tab w:val="num" w:pos="3600"/>
+        </w:tabs>
+        <w:ind w:left="3600" w:hanging="360"/>
+      </w:pPr>
+      <w:rPr>
+        <w:rFonts w:ascii="Wingdings" w:hAnsi="Wingdings" w:hint="default"/>
+        <w:sz w:val="20"/>
+      </w:rPr>
+    </w:lvl>
+    <w:lvl w:ilvl="5" w:tentative="1">
+      <w:start w:val="1"/>
+      <w:numFmt w:val="bullet"/>
+      <w:lvlText w:val=""/>
+      <w:lvlJc w:val="left"/>
+      <w:pPr>
+        <w:tabs>
+          <w:tab w:val="num" w:pos="4320"/>
+        </w:tabs>
+        <w:ind w:left="4320" w:hanging="360"/>
+      </w:pPr>
+      <w:rPr>
+        <w:rFonts w:ascii="Wingdings" w:hAnsi="Wingdings" w:hint="default"/>
+        <w:sz w:val="20"/>
+      </w:rPr>
+    </w:lvl>
+    <w:lvl w:ilvl="6" w:tentative="1">
+      <w:start w:val="1"/>
+      <w:numFmt w:val="bullet"/>
+      <w:lvlText w:val=""/>
+      <w:lvlJc w:val="left"/>
+      <w:pPr>
+        <w:tabs>
+          <w:tab w:val="num" w:pos="5040"/>
+        </w:tabs>
+        <w:ind w:left="5040" w:hanging="360"/>
+      </w:pPr>
+      <w:rPr>
+        <w:rFonts w:ascii="Wingdings" w:hAnsi="Wingdings" w:hint="default"/>
+        <w:sz w:val="20"/>
+      </w:rPr>
+    </w:lvl>
+    <w:lvl w:ilvl="7" w:tentative="1">
+      <w:start w:val="1"/>
+      <w:numFmt w:val="bullet"/>
+      <w:lvlText w:val=""/>
+      <w:lvlJc w:val="left"/>
+      <w:pPr>
+        <w:tabs>
+          <w:tab w:val="num" w:pos="5760"/>
+        </w:tabs>
+        <w:ind w:left="5760" w:hanging="360"/>
+      </w:pPr>
+      <w:rPr>
+        <w:rFonts w:ascii="Wingdings" w:hAnsi="Wingdings" w:hint="default"/>
+        <w:sz w:val="20"/>
+      </w:rPr>
+    </w:lvl>
+    <w:lvl w:ilvl="8" w:tentative="1">
+      <w:start w:val="1"/>
+      <w:numFmt w:val="bullet"/>
+      <w:lvlText w:val=""/>
+      <w:lvlJc w:val="left"/>
+      <w:pPr>
+        <w:tabs>
+          <w:tab w:val="num" w:pos="6480"/>
+        </w:tabs>
+        <w:ind w:left="6480" w:hanging="360"/>
+      </w:pPr>
+      <w:rPr>
+        <w:rFonts w:ascii="Wingdings" w:hAnsi="Wingdings" w:hint="default"/>
+        <w:sz w:val="20"/>
+      </w:rPr>
+    </w:lvl>
+  </w:abstractNum>
+  <w:abstractNum w:abstractNumId="30" w15:restartNumberingAfterBreak="0">
+    <w:nsid w:val="791D15CF"/>
+    <w:multiLevelType w:val="multilevel"/>
+    <w:tmpl w:val="A2A8B36C"/>
+    <w:lvl w:ilvl="0">
+      <w:start w:val="1"/>
+      <w:numFmt w:val="decimal"/>
+      <w:lvlText w:val="%1."/>
+      <w:lvlJc w:val="left"/>
+      <w:pPr>
+        <w:tabs>
+          <w:tab w:val="num" w:pos="720"/>
+        </w:tabs>
+        <w:ind w:left="720" w:hanging="360"/>
+      </w:pPr>
+    </w:lvl>
+    <w:lvl w:ilvl="1" w:tentative="1">
+      <w:start w:val="1"/>
+      <w:numFmt w:val="decimal"/>
+      <w:lvlText w:val="%2."/>
+      <w:lvlJc w:val="left"/>
+      <w:pPr>
+        <w:tabs>
+          <w:tab w:val="num" w:pos="1440"/>
+        </w:tabs>
+        <w:ind w:left="1440" w:hanging="360"/>
+      </w:pPr>
+    </w:lvl>
+    <w:lvl w:ilvl="2" w:tentative="1">
+      <w:start w:val="1"/>
+      <w:numFmt w:val="decimal"/>
+      <w:lvlText w:val="%3."/>
+      <w:lvlJc w:val="left"/>
+      <w:pPr>
+        <w:tabs>
+          <w:tab w:val="num" w:pos="2160"/>
+        </w:tabs>
+        <w:ind w:left="2160" w:hanging="360"/>
+      </w:pPr>
+    </w:lvl>
+    <w:lvl w:ilvl="3" w:tentative="1">
+      <w:start w:val="1"/>
+      <w:numFmt w:val="decimal"/>
+      <w:lvlText w:val="%4."/>
+      <w:lvlJc w:val="left"/>
+      <w:pPr>
+        <w:tabs>
+          <w:tab w:val="num" w:pos="2880"/>
+        </w:tabs>
+        <w:ind w:left="2880" w:hanging="360"/>
+      </w:pPr>
+    </w:lvl>
+    <w:lvl w:ilvl="4" w:tentative="1">
+      <w:start w:val="1"/>
+      <w:numFmt w:val="decimal"/>
+      <w:lvlText w:val="%5."/>
+      <w:lvlJc w:val="left"/>
+      <w:pPr>
+        <w:tabs>
+          <w:tab w:val="num" w:pos="3600"/>
+        </w:tabs>
+        <w:ind w:left="3600" w:hanging="360"/>
+      </w:pPr>
+    </w:lvl>
+    <w:lvl w:ilvl="5" w:tentative="1">
+      <w:start w:val="1"/>
+      <w:numFmt w:val="decimal"/>
+      <w:lvlText w:val="%6."/>
+      <w:lvlJc w:val="left"/>
+      <w:pPr>
+        <w:tabs>
+          <w:tab w:val="num" w:pos="4320"/>
+        </w:tabs>
+        <w:ind w:left="4320" w:hanging="360"/>
+      </w:pPr>
+    </w:lvl>
+    <w:lvl w:ilvl="6" w:tentative="1">
+      <w:start w:val="1"/>
+      <w:numFmt w:val="decimal"/>
+      <w:lvlText w:val="%7."/>
+      <w:lvlJc w:val="left"/>
+      <w:pPr>
+        <w:tabs>
+          <w:tab w:val="num" w:pos="5040"/>
+        </w:tabs>
+        <w:ind w:left="5040" w:hanging="360"/>
+      </w:pPr>
+    </w:lvl>
+    <w:lvl w:ilvl="7" w:tentative="1">
+      <w:start w:val="1"/>
+      <w:numFmt w:val="decimal"/>
+      <w:lvlText w:val="%8."/>
+      <w:lvlJc w:val="left"/>
+      <w:pPr>
+        <w:tabs>
+          <w:tab w:val="num" w:pos="5760"/>
+        </w:tabs>
+        <w:ind w:left="5760" w:hanging="360"/>
+      </w:pPr>
+    </w:lvl>
+    <w:lvl w:ilvl="8" w:tentative="1">
+      <w:start w:val="1"/>
+      <w:numFmt w:val="decimal"/>
+      <w:lvlText w:val="%9."/>
+      <w:lvlJc w:val="left"/>
+      <w:pPr>
+        <w:tabs>
+          <w:tab w:val="num" w:pos="6480"/>
+        </w:tabs>
+        <w:ind w:left="6480" w:hanging="360"/>
+      </w:pPr>
+    </w:lvl>
+  </w:abstractNum>
+  <w:abstractNum w:abstractNumId="31" w15:restartNumberingAfterBreak="0">
     <w:nsid w:val="7BB51574"/>
     <w:multiLevelType w:val="multilevel"/>
     <w:tmpl w:val="4EAA4D38"/>
@@ -6240,43 +10352,106 @@
     </w:lvl>
   </w:abstractNum>
   <w:num w:numId="1" w16cid:durableId="1042360546">
+    <w:abstractNumId w:val="4"/>
+  </w:num>
+  <w:num w:numId="2" w16cid:durableId="1002439491">
+    <w:abstractNumId w:val="13"/>
+  </w:num>
+  <w:num w:numId="3" w16cid:durableId="530992520">
+    <w:abstractNumId w:val="24"/>
+  </w:num>
+  <w:num w:numId="4" w16cid:durableId="483397096">
+    <w:abstractNumId w:val="6"/>
+  </w:num>
+  <w:num w:numId="5" w16cid:durableId="968825442">
+    <w:abstractNumId w:val="12"/>
+  </w:num>
+  <w:num w:numId="6" w16cid:durableId="783889836">
+    <w:abstractNumId w:val="23"/>
+  </w:num>
+  <w:num w:numId="7" w16cid:durableId="843010447">
+    <w:abstractNumId w:val="19"/>
+  </w:num>
+  <w:num w:numId="8" w16cid:durableId="849374729">
+    <w:abstractNumId w:val="10"/>
+  </w:num>
+  <w:num w:numId="9" w16cid:durableId="2088726127">
+    <w:abstractNumId w:val="2"/>
+  </w:num>
+  <w:num w:numId="10" w16cid:durableId="630283533">
+    <w:abstractNumId w:val="21"/>
+  </w:num>
+  <w:num w:numId="11" w16cid:durableId="1673487434">
+    <w:abstractNumId w:val="31"/>
+  </w:num>
+  <w:num w:numId="12" w16cid:durableId="1041780676">
+    <w:abstractNumId w:val="11"/>
+  </w:num>
+  <w:num w:numId="13" w16cid:durableId="176117783">
+    <w:abstractNumId w:val="25"/>
+  </w:num>
+  <w:num w:numId="14" w16cid:durableId="1933202025">
+    <w:abstractNumId w:val="18"/>
+  </w:num>
+  <w:num w:numId="15" w16cid:durableId="349453714">
+    <w:abstractNumId w:val="17"/>
+  </w:num>
+  <w:num w:numId="16" w16cid:durableId="999382970">
+    <w:abstractNumId w:val="20"/>
+  </w:num>
+  <w:num w:numId="17" w16cid:durableId="299114118">
+    <w:abstractNumId w:val="9"/>
+  </w:num>
+  <w:num w:numId="18" w16cid:durableId="759981646">
+    <w:abstractNumId w:val="16"/>
+  </w:num>
+  <w:num w:numId="19" w16cid:durableId="1394701039">
+    <w:abstractNumId w:val="30"/>
+  </w:num>
+  <w:num w:numId="20" w16cid:durableId="1169249302">
+    <w:abstractNumId w:val="22"/>
+    <w:lvlOverride w:ilvl="0">
+      <w:startOverride w:val="1"/>
+    </w:lvlOverride>
+  </w:num>
+  <w:num w:numId="21" w16cid:durableId="1138841352">
+    <w:abstractNumId w:val="29"/>
+  </w:num>
+  <w:num w:numId="22" w16cid:durableId="1085806036">
+    <w:abstractNumId w:val="3"/>
+  </w:num>
+  <w:num w:numId="23" w16cid:durableId="1636641020">
+    <w:abstractNumId w:val="5"/>
+  </w:num>
+  <w:num w:numId="24" w16cid:durableId="1717848132">
+    <w:abstractNumId w:val="7"/>
+  </w:num>
+  <w:num w:numId="25" w16cid:durableId="1574660076">
+    <w:abstractNumId w:val="0"/>
+  </w:num>
+  <w:num w:numId="26" w16cid:durableId="241260886">
+    <w:abstractNumId w:val="8"/>
+    <w:lvlOverride w:ilvl="0">
+      <w:startOverride w:val="2"/>
+    </w:lvlOverride>
+  </w:num>
+  <w:num w:numId="27" w16cid:durableId="1771657507">
     <w:abstractNumId w:val="1"/>
   </w:num>
-  <w:num w:numId="2" w16cid:durableId="1002439491">
-    <w:abstractNumId w:val="6"/>
+  <w:num w:numId="28" w16cid:durableId="627004473">
+    <w:abstractNumId w:val="27"/>
   </w:num>
-  <w:num w:numId="3" w16cid:durableId="530992520">
-    <w:abstractNumId w:val="10"/>
+  <w:num w:numId="29" w16cid:durableId="1675838606">
+    <w:abstractNumId w:val="26"/>
   </w:num>
-  <w:num w:numId="4" w16cid:durableId="483397096">
-    <w:abstractNumId w:val="2"/>
+  <w:num w:numId="30" w16cid:durableId="2022126197">
+    <w:abstractNumId w:val="14"/>
   </w:num>
-  <w:num w:numId="5" w16cid:durableId="968825442">
-    <w:abstractNumId w:val="5"/>
+  <w:num w:numId="31" w16cid:durableId="1766882727">
+    <w:abstractNumId w:val="28"/>
   </w:num>
-  <w:num w:numId="6" w16cid:durableId="783889836">
-    <w:abstractNumId w:val="9"/>
-  </w:num>
-  <w:num w:numId="7" w16cid:durableId="843010447">
-    <w:abstractNumId w:val="7"/>
-  </w:num>
-  <w:num w:numId="8" w16cid:durableId="849374729">
-    <w:abstractNumId w:val="3"/>
-  </w:num>
-  <w:num w:numId="9" w16cid:durableId="2088726127">
-    <w:abstractNumId w:val="0"/>
-  </w:num>
-  <w:num w:numId="10" w16cid:durableId="630283533">
-    <w:abstractNumId w:val="8"/>
-  </w:num>
-  <w:num w:numId="11" w16cid:durableId="1673487434">
-    <w:abstractNumId w:val="12"/>
-  </w:num>
-  <w:num w:numId="12" w16cid:durableId="1041780676">
-    <w:abstractNumId w:val="4"/>
-  </w:num>
-  <w:num w:numId="13" w16cid:durableId="176117783">
-    <w:abstractNumId w:val="11"/>
+  <w:num w:numId="32" w16cid:durableId="47344065">
+    <w:abstractNumId w:val="15"/>
   </w:num>
 </w:numbering>
 </file>
@@ -7284,6 +11459,29 @@
       <w:szCs w:val="20"/>
     </w:rPr>
   </w:style>
+  <w:style w:type="character" w:customStyle="1" w:styleId="markdown-bold-text">
+    <w:name w:val="markdown-bold-text"/>
+    <w:basedOn w:val="DefaultParagraphFont"/>
+    <w:rsid w:val="00FC08B4"/>
+  </w:style>
+  <w:style w:type="paragraph" w:customStyle="1" w:styleId="nested">
+    <w:name w:val="nested"/>
+    <w:basedOn w:val="Normal"/>
+    <w:rsid w:val="00FC08B4"/>
+    <w:pPr>
+      <w:spacing w:before="100" w:beforeAutospacing="1" w:after="100" w:afterAutospacing="1" w:line="240" w:lineRule="auto"/>
+    </w:pPr>
+    <w:rPr>
+      <w:rFonts w:ascii="Times New Roman" w:eastAsia="Times New Roman" w:hAnsi="Times New Roman" w:cs="Times New Roman"/>
+      <w:kern w:val="0"/>
+      <w14:ligatures w14:val="none"/>
+    </w:rPr>
+  </w:style>
+  <w:style w:type="character" w:customStyle="1" w:styleId="markdown-inline-code">
+    <w:name w:val="markdown-inline-code"/>
+    <w:basedOn w:val="DefaultParagraphFont"/>
+    <w:rsid w:val="00FC08B4"/>
+  </w:style>
 </w:styles>
 </file>
 
